--- a/resumes/Zukowski_Resume_Risk.docx
+++ b/resumes/Zukowski_Resume_Risk.docx
@@ -47,7 +47,7 @@
             <w:sz w:val="19"/>
             <w:szCs w:val="19"/>
           </w:rPr>
-          <w:t xml:space="preserve">tokenization.systems</w:t>
+          <w:t xml:space="preserve">Tokenization.Systems</w:t>
         </w:r>
       </w:hyperlink>
       <w:r>

--- a/resumes/Zukowski_Resume_Risk.docx
+++ b/resumes/Zukowski_Resume_Risk.docx
@@ -116,7 +116,6 @@
       <w:r>
         <w:rPr>
           <w:rFonts w:ascii="Arial" w:cs="Arial" w:eastAsia="Arial" w:hAnsi="Arial"/>
-          <w:i/>
           <w:color w:val="444444"/>
           <w:sz w:val="18"/>
           <w:szCs w:val="19"/>
@@ -226,7 +225,19 @@
         <w:t>Minimum Viable Equivalence Pack</w:t>
       </w:r>
       <w:r>
-        <w:t xml:space="preserve"> (MVEP) for institutional tokenization diligence, programmable monetary-policy design (Adaptive Tokenomics), governance concentration, and operational risk in token economies.</w:t>
+        <w:t xml:space="preserve"> (MVEP) for institutional tokenization diligence, programmable monetary-policy design (</w:t>
+      </w:r>
+      <w:hyperlink r:id="rId6">
+        <w:r>
+          <w:rPr>
+            <w:rStyle w:val="Hyperlink"/>
+            <w:b/>
+          </w:rPr>
+          <w:t xml:space="preserve">Adaptive Tokenomics</w:t>
+        </w:r>
+      </w:hyperlink>
+      <w:r>
+        <w:t>), governance concentration, and operational risk in token economies.</w:t>
       </w:r>
     </w:p>
     <w:p>
@@ -237,7 +248,7 @@
       <w:r>
         <w:t xml:space="preserve">• Contributed eight comment letters across a federal regulatory program (OCC bank stablecoin engagement </w:t>
       </w:r>
-      <w:hyperlink r:id="rId6">
+      <w:hyperlink r:id="rId7">
         <w:r>
           <w:rPr>
             <w:rStyle w:val="Hyperlink"/>
@@ -248,7 +259,7 @@
       <w:r>
         <w:t xml:space="preserve"> plus </w:t>
       </w:r>
-      <w:hyperlink r:id="rId7">
+      <w:hyperlink r:id="rId8">
         <w:r>
           <w:rPr>
             <w:rStyle w:val="Hyperlink"/>
@@ -259,7 +270,7 @@
       <w:r>
         <w:t xml:space="preserve">; </w:t>
       </w:r>
-      <w:hyperlink r:id="rId8">
+      <w:hyperlink r:id="rId10">
         <w:r>
           <w:rPr>
             <w:rStyle w:val="Hyperlink"/>
@@ -270,7 +281,7 @@
       <w:r>
         <w:t xml:space="preserve">; FDIC payment-stablecoin reserve standards </w:t>
       </w:r>
-      <w:hyperlink r:id="rId10">
+      <w:hyperlink r:id="rId11">
         <w:r>
           <w:rPr>
             <w:rStyle w:val="Hyperlink"/>
@@ -281,7 +292,7 @@
       <w:r>
         <w:t xml:space="preserve"> and stablecoin-subsidiary issuance approvals </w:t>
       </w:r>
-      <w:hyperlink r:id="rId11">
+      <w:hyperlink r:id="rId12">
         <w:r>
           <w:rPr>
             <w:rStyle w:val="Hyperlink"/>
@@ -292,7 +303,7 @@
       <w:r>
         <w:t xml:space="preserve">; FinCEN AML/CFT </w:t>
       </w:r>
-      <w:hyperlink r:id="rId12">
+      <w:hyperlink r:id="rId13">
         <w:r>
           <w:rPr>
             <w:rStyle w:val="Hyperlink"/>
@@ -303,7 +314,7 @@
       <w:r>
         <w:t xml:space="preserve">; FinCEN-OFAC PPSI sanctions </w:t>
       </w:r>
-      <w:hyperlink r:id="rId13">
+      <w:hyperlink r:id="rId14">
         <w:r>
           <w:rPr>
             <w:rStyle w:val="Hyperlink"/>
@@ -314,7 +325,7 @@
       <w:r>
         <w:t xml:space="preserve">; joint banking AML/CFT </w:t>
       </w:r>
-      <w:hyperlink r:id="rId14">
+      <w:hyperlink r:id="rId15">
         <w:r>
           <w:rPr>
             <w:rStyle w:val="Hyperlink"/>
@@ -325,7 +336,7 @@
       <w:r>
         <w:t xml:space="preserve">); </w:t>
       </w:r>
-      <w:hyperlink r:id="rId15">
+      <w:hyperlink r:id="rId16">
         <w:r>
           <w:rPr>
             <w:rStyle w:val="Hyperlink"/>
@@ -336,7 +347,7 @@
       <w:r>
         <w:t xml:space="preserve"> submitted to the Federal Reserve Fifth Conference on the Dollar's International Roles (Jun 2026); </w:t>
       </w:r>
-      <w:hyperlink r:id="rId16">
+      <w:hyperlink r:id="rId17">
         <w:r>
           <w:rPr>
             <w:rStyle w:val="Hyperlink"/>
@@ -416,7 +427,7 @@
         <w:ind w:left="320" w:hanging="160"/>
       </w:pPr>
       <w:r>
-        <w:t>• Prevented hostile governance capture on a top-50 Layer 1 blockchain via voting-path simulation under coalition-attack scenarios; surfaced the vulnerability and mitigation route before exploitation.</w:t>
+        <w:t>• Prevented hostile governance capture on a top-25 blockchain via voting-path simulation under coalition-attack scenarios; surfaced the vulnerability and mitigation route before exploitation.</w:t>
       </w:r>
     </w:p>
     <w:p>
@@ -427,7 +438,7 @@
       <w:r>
         <w:t xml:space="preserve">• Built operational-risk taxonomies for tokenized systems: 74 risk vectors mapped to 64 testable controls and 31 program objectives across a 624-scenario simulation battery (published as </w:t>
       </w:r>
-      <w:hyperlink r:id="rId17">
+      <w:hyperlink r:id="rId18">
         <w:r>
           <w:rPr>
             <w:rStyle w:val="Hyperlink"/>
@@ -473,9 +484,9 @@
         <w:ind w:left="320" w:hanging="160"/>
       </w:pPr>
       <w:r>
-        <w:t xml:space="preserve">• Advised 100 portfolio companies 1-on-1 on token mechanism design (stablecoin reserves, governance-token allocation and concentration, yield wrappers, burn/emission dynamics); standards captured in </w:t>
-      </w:r>
-      <w:hyperlink r:id="rId18">
+        <w:t xml:space="preserve">• Advised 100 portfolio companies 1-on-1 on token mechanism design (stablecoin reserves, governance-token allocation and incentive design, yield wrappers, burn/emission dynamics); standards defined in </w:t>
+      </w:r>
+      <w:hyperlink r:id="rId19">
         <w:r>
           <w:rPr>
             <w:rStyle w:val="Hyperlink"/>
@@ -494,7 +505,7 @@
         <w:ind w:left="320" w:hanging="160"/>
       </w:pPr>
       <w:r>
-        <w:t>• Translated regulatory change (GENIUS, CLARITY, Singapore MAS, MiCA, state money-transmitter and trust-charter regimes) into product, reserve, routing, and compliance decisions across U.S., Singapore, Cayman / BVI / Bermuda, and EU; coordinated cross-functional partner work spanning Product / Engineering, Risk (operational-risk taxonomy), and Legal / Compliance.</w:t>
+        <w:t>• Translated regulatory change (GENIUS, CLARITY, Singapore MAS, MiCA, state money-transmitter and trust-charter regimes) into product, reserve, routing, and compliance decisions across U.S., Singapore, Cayman / BVI / Bermuda, and EU; coordinated cross-functional partner work spanning Product / Engineering, Risk (operational-risk taxonomy), and Legal.</w:t>
       </w:r>
     </w:p>
     <w:p>
@@ -525,17 +536,143 @@
       <w:r>
         <w:t xml:space="preserve">• </w:t>
       </w:r>
+      <w:hyperlink r:id="rId18">
+        <w:r>
+          <w:rPr>
+            <w:rStyle w:val="Hyperlink"/>
+            <w:b/>
+          </w:rPr>
+          <w:t xml:space="preserve">Operational Risk in Token Economies.</w:t>
+        </w:r>
+      </w:hyperlink>
+      <w:r>
+        <w:t xml:space="preserve"> Operational-risk taxonomy (74 risk vectors, 64 testable controls, 31 program objectives) mapped to a 624-scenario battery; Lido V3 staking-vault case study.</w:t>
+      </w:r>
+    </w:p>
+    <w:p>
+      <w:pPr>
+        <w:spacing w:after="28" w:before="60"/>
+        <w:ind w:left="320" w:hanging="160"/>
+      </w:pPr>
+      <w:r>
+        <w:t xml:space="preserve">• </w:t>
+      </w:r>
+      <w:hyperlink r:id="rId6">
+        <w:r>
+          <w:rPr>
+            <w:rStyle w:val="Hyperlink"/>
+            <w:b/>
+          </w:rPr>
+          <w:t xml:space="preserve">Adaptive Tokenomics.</w:t>
+        </w:r>
+      </w:hyperlink>
+      <w:r>
+        <w:t xml:space="preserve"> Industrial control engineering (PID controller) applied to token-supply emission as programmable monetary-policy mechanism; 240-scenario Monte Carlo simulation; cuts worst-case supply volatility ~6x under competitor-shock attack.</w:t>
+      </w:r>
+    </w:p>
+    <w:p>
+      <w:pPr>
+        <w:spacing w:after="28" w:before="60"/>
+        <w:ind w:left="320" w:hanging="160"/>
+      </w:pPr>
+      <w:r>
+        <w:t xml:space="preserve">• </w:t>
+      </w:r>
+      <w:hyperlink r:id="rId16">
+        <w:r>
+          <w:rPr>
+            <w:rStyle w:val="Hyperlink"/>
+            <w:b/>
+          </w:rPr>
+          <w:t xml:space="preserve">Routing the Dollar.</w:t>
+        </w:r>
+      </w:hyperlink>
+      <w:r>
+        <w:t xml:space="preserve"> Submitted to Federal Reserve / FRBNY Fifth Conference on the Dollar's International Roles (Jun 2026). Gateway concentration; CLII across 19 gateways including Visa Direct-adjacent paths.</w:t>
+      </w:r>
+    </w:p>
+    <w:p>
+      <w:pPr>
+        <w:spacing w:after="28" w:before="60"/>
+        <w:ind w:left="320" w:hanging="160"/>
+      </w:pPr>
+      <w:r>
+        <w:t xml:space="preserve">• </w:t>
+      </w:r>
+      <w:hyperlink r:id="rId20">
+        <w:r>
+          <w:rPr>
+            <w:rStyle w:val="Hyperlink"/>
+            <w:b/>
+          </w:rPr>
+          <w:t xml:space="preserve">Minimum Viable Equivalence Pack.</w:t>
+        </w:r>
+      </w:hyperlink>
+      <w:r>
+        <w:t xml:space="preserve"> Ten-category institutional diligence standard; finds bank-chartered stablecoin issuers face ~22x the regulatory capital requirements of money-transmitter-chartered issuers at $40B scale.</w:t>
+      </w:r>
+    </w:p>
+    <w:p>
+      <w:pPr>
+        <w:spacing w:after="28" w:before="60"/>
+        <w:ind w:left="320" w:hanging="160"/>
+      </w:pPr>
+      <w:r>
+        <w:t xml:space="preserve">• </w:t>
+      </w:r>
+      <w:hyperlink r:id="rId21">
+        <w:r>
+          <w:rPr>
+            <w:rStyle w:val="Hyperlink"/>
+            <w:b/>
+          </w:rPr>
+          <w:t xml:space="preserve">Three Tokenization Strategies.</w:t>
+        </w:r>
+      </w:hyperlink>
+      <w:r>
+        <w:t xml:space="preserve"> Each of three strategies satisfies different MVEP categories with measurably different strength (Regulated Collateral Circuit, Multi-Issuer Yield Stack, Tokenized Equity Rails); Securitize as cross-strategy concentration risk.</w:t>
+      </w:r>
+    </w:p>
+    <w:p>
+      <w:pPr>
+        <w:spacing w:after="28" w:before="60"/>
+        <w:ind w:left="320" w:hanging="160"/>
+      </w:pPr>
+      <w:r>
+        <w:t xml:space="preserve">• </w:t>
+      </w:r>
+      <w:hyperlink r:id="rId22">
+        <w:r>
+          <w:rPr>
+            <w:rStyle w:val="Hyperlink"/>
+            <w:b/>
+          </w:rPr>
+          <w:t xml:space="preserve">Seven Dollars.</w:t>
+        </w:r>
+      </w:hyperlink>
+      <w:r>
+        <w:t xml:space="preserve"> Cross-product framework for major dollar-denominated digital products; CLII / MVEP decoupling; stress propagation through dependency chains (SVB, Circle pool, Paxos).</w:t>
+      </w:r>
+    </w:p>
+    <w:p>
+      <w:pPr>
+        <w:spacing w:after="28" w:before="60"/>
+        <w:ind w:left="320" w:hanging="160"/>
+      </w:pPr>
+      <w:r>
+        <w:t xml:space="preserve">• </w:t>
+      </w:r>
       <w:hyperlink r:id="rId17">
         <w:r>
           <w:rPr>
             <w:rStyle w:val="Hyperlink"/>
             <w:b/>
           </w:rPr>
-          <w:t xml:space="preserve">Operational Risk in Token Economies.</w:t>
-        </w:r>
-      </w:hyperlink>
-      <w:r>
-        <w:t xml:space="preserve"> SSRN. Operational-risk taxonomy (74 risk vectors, 64 testable controls, 31 program objectives) mapped to a 624-scenario battery; Lido V3 staking-vault case study.</w:t>
+          <w:t xml:space="preserve">Governance Concentration Beyond Token Allocation.</w:t>
+        </w:r>
+      </w:hyperlink>
+      <w:r>
+        <w:t xml:space="preserve"> In peer review at Frontiers in Blockchain. 40-protocol cross-section: initial token allocation does not predict governance concentration; protocol sector does (DePIN significantly more concentrated than DeFi; Cohen's d = 0.96).</w:t>
       </w:r>
     </w:p>
     <w:p>
@@ -546,143 +683,17 @@
       <w:r>
         <w:t xml:space="preserve">• </w:t>
       </w:r>
-      <w:hyperlink r:id="rId19">
+      <w:hyperlink r:id="rId23">
         <w:r>
           <w:rPr>
             <w:rStyle w:val="Hyperlink"/>
             <w:b/>
           </w:rPr>
-          <w:t xml:space="preserve">Adaptive Tokenomics.</w:t>
-        </w:r>
-      </w:hyperlink>
-      <w:r>
-        <w:t xml:space="preserve"> SSRN. Industrial control engineering (PID controller) applied to token-supply emission as programmable monetary-policy mechanism; 240-scenario Monte Carlo simulation; cuts worst-case supply volatility ~6x under competitor-shock attack.</w:t>
-      </w:r>
-    </w:p>
-    <w:p>
-      <w:pPr>
-        <w:spacing w:after="28" w:before="60"/>
-        <w:ind w:left="320" w:hanging="160"/>
-      </w:pPr>
-      <w:r>
-        <w:t xml:space="preserve">• </w:t>
-      </w:r>
-      <w:hyperlink r:id="rId15">
-        <w:r>
-          <w:rPr>
-            <w:rStyle w:val="Hyperlink"/>
-            <w:b/>
-          </w:rPr>
-          <w:t xml:space="preserve">Routing the Dollar.</w:t>
-        </w:r>
-      </w:hyperlink>
-      <w:r>
-        <w:t xml:space="preserve"> SSRN; submitted to Federal Reserve / FRBNY Fifth Conference on the Dollar's International Roles (Jun 2026). Gateway concentration; CLII across 19 gateways including Visa Direct-adjacent paths.</w:t>
-      </w:r>
-    </w:p>
-    <w:p>
-      <w:pPr>
-        <w:spacing w:after="28" w:before="60"/>
-        <w:ind w:left="320" w:hanging="160"/>
-      </w:pPr>
-      <w:r>
-        <w:t xml:space="preserve">• </w:t>
-      </w:r>
-      <w:hyperlink r:id="rId20">
-        <w:r>
-          <w:rPr>
-            <w:rStyle w:val="Hyperlink"/>
-            <w:b/>
-          </w:rPr>
-          <w:t xml:space="preserve">Minimum Viable Equivalence Pack.</w:t>
-        </w:r>
-      </w:hyperlink>
-      <w:r>
-        <w:t xml:space="preserve"> SSRN. Ten-category institutional diligence standard; finds bank-chartered stablecoin issuers face ~22x the regulatory capital requirements of money-transmitter-chartered issuers at $40B scale.</w:t>
-      </w:r>
-    </w:p>
-    <w:p>
-      <w:pPr>
-        <w:spacing w:after="28" w:before="60"/>
-        <w:ind w:left="320" w:hanging="160"/>
-      </w:pPr>
-      <w:r>
-        <w:t xml:space="preserve">• </w:t>
-      </w:r>
-      <w:hyperlink r:id="rId21">
-        <w:r>
-          <w:rPr>
-            <w:rStyle w:val="Hyperlink"/>
-            <w:b/>
-          </w:rPr>
-          <w:t xml:space="preserve">Three Tokenization Strategies.</w:t>
-        </w:r>
-      </w:hyperlink>
-      <w:r>
-        <w:t xml:space="preserve"> SSRN. Differential MVEP strength across Regulated Collateral Circuit, Multi-Issuer Yield Stack, and Tokenized Equity Rails; Securitize as cross-strategy concentration risk.</w:t>
-      </w:r>
-    </w:p>
-    <w:p>
-      <w:pPr>
-        <w:spacing w:after="28" w:before="60"/>
-        <w:ind w:left="320" w:hanging="160"/>
-      </w:pPr>
-      <w:r>
-        <w:t xml:space="preserve">• </w:t>
-      </w:r>
-      <w:hyperlink r:id="rId22">
-        <w:r>
-          <w:rPr>
-            <w:rStyle w:val="Hyperlink"/>
-            <w:b/>
-          </w:rPr>
-          <w:t xml:space="preserve">Seven Dollars.</w:t>
-        </w:r>
-      </w:hyperlink>
-      <w:r>
-        <w:t xml:space="preserve"> SSRN. Cross-product framework for major dollar-denominated digital products; CLII / MVEP decoupling; stress propagation through dependency chains (SVB, Circle pool, Paxos).</w:t>
-      </w:r>
-    </w:p>
-    <w:p>
-      <w:pPr>
-        <w:spacing w:after="28" w:before="60"/>
-        <w:ind w:left="320" w:hanging="160"/>
-      </w:pPr>
-      <w:r>
-        <w:t xml:space="preserve">• </w:t>
-      </w:r>
-      <w:hyperlink r:id="rId16">
-        <w:r>
-          <w:rPr>
-            <w:rStyle w:val="Hyperlink"/>
-            <w:b/>
-          </w:rPr>
-          <w:t xml:space="preserve">Governance Concentration Beyond Token Allocation.</w:t>
-        </w:r>
-      </w:hyperlink>
-      <w:r>
-        <w:t xml:space="preserve"> SSRN; in peer review at Frontiers in Blockchain. 37-protocol multivariate analysis: initial token allocation does not predict governance concentration; protocol sector does (DePIN protocols are significantly more concentrated than DeFi; large effect size).</w:t>
-      </w:r>
-    </w:p>
-    <w:p>
-      <w:pPr>
-        <w:spacing w:after="28" w:before="60"/>
-        <w:ind w:left="320" w:hanging="160"/>
-      </w:pPr>
-      <w:r>
-        <w:t xml:space="preserve">• </w:t>
-      </w:r>
-      <w:hyperlink r:id="rId23">
-        <w:r>
-          <w:rPr>
-            <w:rStyle w:val="Hyperlink"/>
-            <w:b/>
-          </w:rPr>
           <w:t xml:space="preserve">Who Burns the Tokens?</w:t>
         </w:r>
       </w:hyperlink>
       <w:r>
-        <w:t xml:space="preserve"> SSRN. Burn-mechanism design (not network size) drives demand concentration; coalition-power analysis extends standard concentration measures for single-address risk.</w:t>
+        <w:t xml:space="preserve"> Burn-mechanism design (carrier contracts vs. subscriptions) drives demand concentration: Helium's carrier-contract model concentrates ~90% of token burns in 5 purchasers (HHI 0.22) despite ~1M hotspots; coalition-power analysis extends standard concentration measures for single-address risk.</w:t>
       </w:r>
     </w:p>
     <w:p>
@@ -729,7 +740,7 @@
         <w:t>Data:</w:t>
       </w:r>
       <w:r>
-        <w:t xml:space="preserve"> Dune Analytics, Nansen Pro, Artemis, DefiLlama, CoinGecko, Helius (Solana), Spacescope, Blockscout, Token Terminal, SEC filing monitoring</w:t>
+        <w:t xml:space="preserve"> Dune Analytics, Nansen Pro, Artemis, DefiLlama, CoinGecko, Helius (Solana), Spacescope, Blockscout, Token Terminal; automated SEC filing and press release monitoring + data extraction</w:t>
       </w:r>
     </w:p>
     <w:p>
@@ -743,7 +754,7 @@
         <w:t>Stack:</w:t>
       </w:r>
       <w:r>
-        <w:t xml:space="preserve"> Python (pandas, statsmodels, scipy, matplotlib), SQL (DuneSQL, Trino), JavaScript / TypeScript; 14 custom Python MCP servers for real-time data feeds, n8n, Apify, Git / GitHub</w:t>
+        <w:t xml:space="preserve"> Python (pandas, statsmodels, scipy, matplotlib), R (fixest, did, synthdid), SQL (DuneSQL, Trino), JavaScript / TypeScript; 14 custom Python MCP servers (FRED, DefiLlama, CoinGecko, Helius, Blockscout, Tally, Dune, Spacescope, Nansen, GitHub) for real-time feeds; Claude.ai + Claude Code + Cursor with 36-skill library and 17-file living-knowledge architecture; n8n, Apify, Git / GitHub</w:t>
       </w:r>
     </w:p>
     <w:p>
@@ -791,7 +802,7 @@
       <w:r>
         <w:t xml:space="preserve">• </w:t>
       </w:r>
-      <w:hyperlink r:id="rId18">
+      <w:hyperlink r:id="rId19">
         <w:r>
           <w:rPr>
             <w:rStyle w:val="Hyperlink"/>
@@ -848,7 +859,7 @@
           <w:sz w:val="19"/>
           <w:szCs w:val="19"/>
         </w:rPr>
-        <w:t xml:space="preserve"> | B.S.B.A., Business Administration (Magna Cum Laude)</w:t>
+        <w:t xml:space="preserve"> | B.S.B.A., Business Administration (Magna Cum Laude) · Investment Club President</w:t>
       </w:r>
       <w:r>
         <w:rPr>
@@ -881,7 +892,7 @@
           <w:sz w:val="18"/>
           <w:szCs w:val="18"/>
         </w:rPr>
-        <w:t xml:space="preserve">Investment Club President | Lingnan University, Hong Kong (Exchange)</w:t>
+        <w:t>Lingnan University, Hong Kong (Exchange)</w:t>
       </w:r>
     </w:p>
     <w:sectPr>

--- a/resumes/Zukowski_Resume_Risk.docx
+++ b/resumes/Zukowski_Resume_Risk.docx
@@ -740,7 +740,7 @@
         <w:t>Data:</w:t>
       </w:r>
       <w:r>
-        <w:t xml:space="preserve"> Dune Analytics, Nansen Pro, Artemis, DefiLlama, CoinGecko, Helius (Solana), Spacescope, Blockscout, Token Terminal; automated SEC filing and press release monitoring + data extraction</w:t>
+        <w:t xml:space="preserve"> Dune Analytics, Nansen Pro, Artemis, DefiLlama, CoinGecko, Helius (Solana), Etherscan, Blockscout (EVM), Spacescope, Token Terminal, Tally (DAO governance), rated.network, Beaconcha.in (validator data), FRED (macro); automated SEC filing and press release monitoring</w:t>
       </w:r>
     </w:p>
     <w:p>
@@ -754,7 +754,7 @@
         <w:t>Stack:</w:t>
       </w:r>
       <w:r>
-        <w:t xml:space="preserve"> Python (pandas, statsmodels, scipy, matplotlib), R (fixest, did, synthdid), SQL (DuneSQL, Trino), JavaScript / TypeScript; 14 custom Python MCP servers (FRED, DefiLlama, CoinGecko, Helius, Blockscout, Tally, Dune, Spacescope, Nansen, GitHub) for real-time feeds; Claude.ai + Claude Code + Cursor with 36-skill library and 17-file living-knowledge architecture; n8n, Apify, Git / GitHub</w:t>
+        <w:t xml:space="preserve"> Python (pandas, statsmodels, scipy, matplotlib), R (fixest, did, synthdid), SQL (DuneSQL, Trino), JavaScript / TypeScript; 14 custom Python MCP servers wrapping the data sources above plus GitHub; Claude.ai + Claude Code + Cursor with 36-skill library and 17-file living-knowledge architecture; n8n, Apify, Git / GitHub</w:t>
       </w:r>
     </w:p>
     <w:p>

--- a/resumes/Zukowski_Resume_Risk.docx
+++ b/resumes/Zukowski_Resume_Risk.docx
@@ -209,25 +209,31 @@
       <w:r>
         <w:t xml:space="preserve">• Authored an eight-paper SSRN-live research program covering the </w:t>
       </w:r>
-      <w:r>
-        <w:rPr>
-          <w:b/>
-        </w:rPr>
-        <w:t>Control Layer Intensity Index</w:t>
-      </w:r>
+      <w:hyperlink r:id="rId6">
+        <w:r>
+          <w:rPr>
+            <w:rStyle w:val="Hyperlink"/>
+            <w:b/>
+          </w:rPr>
+          <w:t xml:space="preserve">Control Layer Intensity Index</w:t>
+        </w:r>
+      </w:hyperlink>
       <w:r>
         <w:t xml:space="preserve"> (CLII) for gateway concentration, the </w:t>
       </w:r>
-      <w:r>
-        <w:rPr>
-          <w:b/>
-        </w:rPr>
-        <w:t>Minimum Viable Equivalence Pack</w:t>
-      </w:r>
+      <w:hyperlink r:id="rId7">
+        <w:r>
+          <w:rPr>
+            <w:rStyle w:val="Hyperlink"/>
+            <w:b/>
+          </w:rPr>
+          <w:t xml:space="preserve">Minimum Viable Equivalence Pack</w:t>
+        </w:r>
+      </w:hyperlink>
       <w:r>
         <w:t xml:space="preserve"> (MVEP) for institutional tokenization diligence, programmable monetary-policy design (</w:t>
       </w:r>
-      <w:hyperlink r:id="rId6">
+      <w:hyperlink r:id="rId8">
         <w:r>
           <w:rPr>
             <w:rStyle w:val="Hyperlink"/>
@@ -237,7 +243,29 @@
         </w:r>
       </w:hyperlink>
       <w:r>
-        <w:t>), governance concentration, and operational risk in token economies.</w:t>
+        <w:t xml:space="preserve">), </w:t>
+      </w:r>
+      <w:hyperlink r:id="rId10">
+        <w:r>
+          <w:rPr>
+            <w:rStyle w:val="Hyperlink"/>
+          </w:rPr>
+          <w:t xml:space="preserve">governance concentration</w:t>
+        </w:r>
+      </w:hyperlink>
+      <w:r>
+        <w:t xml:space="preserve">, and </w:t>
+      </w:r>
+      <w:hyperlink r:id="rId11">
+        <w:r>
+          <w:rPr>
+            <w:rStyle w:val="Hyperlink"/>
+          </w:rPr>
+          <w:t xml:space="preserve">operational risk in token economies</w:t>
+        </w:r>
+      </w:hyperlink>
+      <w:r>
+        <w:t>.</w:t>
       </w:r>
     </w:p>
     <w:p>
@@ -248,7 +276,7 @@
       <w:r>
         <w:t xml:space="preserve">• Contributed eight comment letters across a federal regulatory program (OCC bank stablecoin engagement </w:t>
       </w:r>
-      <w:hyperlink r:id="rId7">
+      <w:hyperlink r:id="rId12">
         <w:r>
           <w:rPr>
             <w:rStyle w:val="Hyperlink"/>
@@ -259,7 +287,7 @@
       <w:r>
         <w:t xml:space="preserve"> plus </w:t>
       </w:r>
-      <w:hyperlink r:id="rId8">
+      <w:hyperlink r:id="rId13">
         <w:r>
           <w:rPr>
             <w:rStyle w:val="Hyperlink"/>
@@ -270,84 +298,84 @@
       <w:r>
         <w:t xml:space="preserve">; </w:t>
       </w:r>
+      <w:hyperlink r:id="rId14">
+        <w:r>
+          <w:rPr>
+            <w:rStyle w:val="Hyperlink"/>
+          </w:rPr>
+          <w:t xml:space="preserve">Treasury GENIUS Act state similarity</w:t>
+        </w:r>
+      </w:hyperlink>
+      <w:r>
+        <w:t xml:space="preserve">; FDIC payment-stablecoin reserve standards </w:t>
+      </w:r>
+      <w:hyperlink r:id="rId15">
+        <w:r>
+          <w:rPr>
+            <w:rStyle w:val="Hyperlink"/>
+          </w:rPr>
+          <w:t xml:space="preserve">RIN 3064-AG19</w:t>
+        </w:r>
+      </w:hyperlink>
+      <w:r>
+        <w:t xml:space="preserve"> and stablecoin-subsidiary issuance approvals </w:t>
+      </w:r>
+      <w:hyperlink r:id="rId16">
+        <w:r>
+          <w:rPr>
+            <w:rStyle w:val="Hyperlink"/>
+          </w:rPr>
+          <w:t xml:space="preserve">RIN 3064-AG20</w:t>
+        </w:r>
+      </w:hyperlink>
+      <w:r>
+        <w:t xml:space="preserve">; FinCEN AML/CFT </w:t>
+      </w:r>
+      <w:hyperlink r:id="rId17">
+        <w:r>
+          <w:rPr>
+            <w:rStyle w:val="Hyperlink"/>
+          </w:rPr>
+          <w:t xml:space="preserve">FINCEN-2026-0034</w:t>
+        </w:r>
+      </w:hyperlink>
+      <w:r>
+        <w:t xml:space="preserve">; FinCEN-OFAC PPSI sanctions </w:t>
+      </w:r>
+      <w:hyperlink r:id="rId18">
+        <w:r>
+          <w:rPr>
+            <w:rStyle w:val="Hyperlink"/>
+          </w:rPr>
+          <w:t xml:space="preserve">FINCEN-2026-0100</w:t>
+        </w:r>
+      </w:hyperlink>
+      <w:r>
+        <w:t xml:space="preserve">; joint banking AML/CFT </w:t>
+      </w:r>
+      <w:hyperlink r:id="rId19">
+        <w:r>
+          <w:rPr>
+            <w:rStyle w:val="Hyperlink"/>
+          </w:rPr>
+          <w:t xml:space="preserve">91 FR 18304</w:t>
+        </w:r>
+      </w:hyperlink>
+      <w:r>
+        <w:t xml:space="preserve">); </w:t>
+      </w:r>
+      <w:hyperlink r:id="rId20">
+        <w:r>
+          <w:rPr>
+            <w:rStyle w:val="Hyperlink"/>
+          </w:rPr>
+          <w:t xml:space="preserve">Routing the Dollar</w:t>
+        </w:r>
+      </w:hyperlink>
+      <w:r>
+        <w:t xml:space="preserve"> submitted to the Federal Reserve Fifth Conference on the Dollar's International Roles (Jun 2026); </w:t>
+      </w:r>
       <w:hyperlink r:id="rId10">
-        <w:r>
-          <w:rPr>
-            <w:rStyle w:val="Hyperlink"/>
-          </w:rPr>
-          <w:t xml:space="preserve">Treasury GENIUS Act state similarity</w:t>
-        </w:r>
-      </w:hyperlink>
-      <w:r>
-        <w:t xml:space="preserve">; FDIC payment-stablecoin reserve standards </w:t>
-      </w:r>
-      <w:hyperlink r:id="rId11">
-        <w:r>
-          <w:rPr>
-            <w:rStyle w:val="Hyperlink"/>
-          </w:rPr>
-          <w:t xml:space="preserve">RIN 3064-AG19</w:t>
-        </w:r>
-      </w:hyperlink>
-      <w:r>
-        <w:t xml:space="preserve"> and stablecoin-subsidiary issuance approvals </w:t>
-      </w:r>
-      <w:hyperlink r:id="rId12">
-        <w:r>
-          <w:rPr>
-            <w:rStyle w:val="Hyperlink"/>
-          </w:rPr>
-          <w:t xml:space="preserve">RIN 3064-AG20</w:t>
-        </w:r>
-      </w:hyperlink>
-      <w:r>
-        <w:t xml:space="preserve">; FinCEN AML/CFT </w:t>
-      </w:r>
-      <w:hyperlink r:id="rId13">
-        <w:r>
-          <w:rPr>
-            <w:rStyle w:val="Hyperlink"/>
-          </w:rPr>
-          <w:t xml:space="preserve">FINCEN-2026-0034</w:t>
-        </w:r>
-      </w:hyperlink>
-      <w:r>
-        <w:t xml:space="preserve">; FinCEN-OFAC PPSI sanctions </w:t>
-      </w:r>
-      <w:hyperlink r:id="rId14">
-        <w:r>
-          <w:rPr>
-            <w:rStyle w:val="Hyperlink"/>
-          </w:rPr>
-          <w:t xml:space="preserve">FINCEN-2026-0100</w:t>
-        </w:r>
-      </w:hyperlink>
-      <w:r>
-        <w:t xml:space="preserve">; joint banking AML/CFT </w:t>
-      </w:r>
-      <w:hyperlink r:id="rId15">
-        <w:r>
-          <w:rPr>
-            <w:rStyle w:val="Hyperlink"/>
-          </w:rPr>
-          <w:t xml:space="preserve">91 FR 18304</w:t>
-        </w:r>
-      </w:hyperlink>
-      <w:r>
-        <w:t xml:space="preserve">); </w:t>
-      </w:r>
-      <w:hyperlink r:id="rId16">
-        <w:r>
-          <w:rPr>
-            <w:rStyle w:val="Hyperlink"/>
-          </w:rPr>
-          <w:t xml:space="preserve">Routing the Dollar</w:t>
-        </w:r>
-      </w:hyperlink>
-      <w:r>
-        <w:t xml:space="preserve"> submitted to the Federal Reserve Fifth Conference on the Dollar's International Roles (Jun 2026); </w:t>
-      </w:r>
-      <w:hyperlink r:id="rId17">
         <w:r>
           <w:rPr>
             <w:rStyle w:val="Hyperlink"/>
@@ -438,7 +466,7 @@
       <w:r>
         <w:t xml:space="preserve">• Built operational-risk taxonomies for tokenized systems: 74 risk vectors mapped to 64 testable controls and 31 program objectives across a 624-scenario simulation battery (published as </w:t>
       </w:r>
-      <w:hyperlink r:id="rId18">
+      <w:hyperlink r:id="rId11">
         <w:r>
           <w:rPr>
             <w:rStyle w:val="Hyperlink"/>
@@ -486,7 +514,7 @@
       <w:r>
         <w:t xml:space="preserve">• Advised 100 portfolio companies 1-on-1 on token mechanism design (stablecoin reserves, governance-token allocation and incentive design, yield wrappers, burn/emission dynamics); standards defined in </w:t>
       </w:r>
-      <w:hyperlink r:id="rId19">
+      <w:hyperlink r:id="rId21">
         <w:r>
           <w:rPr>
             <w:rStyle w:val="Hyperlink"/>
@@ -536,7 +564,7 @@
       <w:r>
         <w:t xml:space="preserve">• </w:t>
       </w:r>
-      <w:hyperlink r:id="rId18">
+      <w:hyperlink r:id="rId11">
         <w:r>
           <w:rPr>
             <w:rStyle w:val="Hyperlink"/>
@@ -557,7 +585,7 @@
       <w:r>
         <w:t xml:space="preserve">• </w:t>
       </w:r>
-      <w:hyperlink r:id="rId6">
+      <w:hyperlink r:id="rId8">
         <w:r>
           <w:rPr>
             <w:rStyle w:val="Hyperlink"/>
@@ -578,7 +606,7 @@
       <w:r>
         <w:t xml:space="preserve">• </w:t>
       </w:r>
-      <w:hyperlink r:id="rId16">
+      <w:hyperlink r:id="rId20">
         <w:r>
           <w:rPr>
             <w:rStyle w:val="Hyperlink"/>
@@ -599,7 +627,7 @@
       <w:r>
         <w:t xml:space="preserve">• </w:t>
       </w:r>
-      <w:hyperlink r:id="rId20">
+      <w:hyperlink r:id="rId7">
         <w:r>
           <w:rPr>
             <w:rStyle w:val="Hyperlink"/>
@@ -620,7 +648,7 @@
       <w:r>
         <w:t xml:space="preserve">• </w:t>
       </w:r>
-      <w:hyperlink r:id="rId21">
+      <w:hyperlink r:id="rId22">
         <w:r>
           <w:rPr>
             <w:rStyle w:val="Hyperlink"/>
@@ -641,7 +669,7 @@
       <w:r>
         <w:t xml:space="preserve">• </w:t>
       </w:r>
-      <w:hyperlink r:id="rId22">
+      <w:hyperlink r:id="rId23">
         <w:r>
           <w:rPr>
             <w:rStyle w:val="Hyperlink"/>
@@ -662,7 +690,7 @@
       <w:r>
         <w:t xml:space="preserve">• </w:t>
       </w:r>
-      <w:hyperlink r:id="rId17">
+      <w:hyperlink r:id="rId10">
         <w:r>
           <w:rPr>
             <w:rStyle w:val="Hyperlink"/>
@@ -683,7 +711,7 @@
       <w:r>
         <w:t xml:space="preserve">• </w:t>
       </w:r>
-      <w:hyperlink r:id="rId23">
+      <w:hyperlink r:id="rId24">
         <w:r>
           <w:rPr>
             <w:rStyle w:val="Hyperlink"/>
@@ -802,7 +830,7 @@
       <w:r>
         <w:t xml:space="preserve">• </w:t>
       </w:r>
-      <w:hyperlink r:id="rId19">
+      <w:hyperlink r:id="rId21">
         <w:r>
           <w:rPr>
             <w:rStyle w:val="Hyperlink"/>

--- a/resumes/Zukowski_Resume_Risk.docx
+++ b/resumes/Zukowski_Resume_Risk.docx
@@ -393,7 +393,7 @@
         <w:ind w:left="320" w:hanging="160"/>
       </w:pPr>
       <w:r>
-        <w:t>• Capital-markets infrastructure dialogues with Circle and Ubyx on stablecoin and deposit-token deployment.</w:t>
+        <w:t>• Working dialogue with capital-markets infrastructure operators on stablecoin, deposit-token, tokenized-deposit, and tokenized-equity deployment.</w:t>
       </w:r>
     </w:p>
     <w:p>

--- a/resumes/Zukowski_Resume_Risk.docx
+++ b/resumes/Zukowski_Resume_Risk.docx
@@ -120,7 +120,7 @@
           <w:sz w:val="18"/>
           <w:szCs w:val="19"/>
         </w:rPr>
-        <w:t>74⁠-⁠vector risk taxonomy · 240⁠-⁠scenario Monte Carlo · 8 SSRN papers · ~$500M AUM</w:t>
+        <w:t>74-vector risk taxonomy · 64 testable controls · 624-scenario simulation battery · Thorchain $200M insolvency modeled 13 months ahead · 8 SSRN papers</w:t>
       </w:r>
     </w:p>
     <w:p>
@@ -153,7 +153,7 @@
           <w:sz w:val="19"/>
           <w:szCs w:val="19"/>
         </w:rPr>
-        <w:t>Operational risk and scenario-modeling strategist. In Dec 2023 authored a 10-step scenario-modeling memo predicting Thorchain's eventual $200M insolvency in a protocol whose token had peaked at $3.3B market cap; predicted failure mode materialized in Jan 2025 (13 months later); the firm held no exposure. Founding research hire at Borderless Capital (RIA, Dec 2019 to Feb 2026); built quantitative token-economic models forecasting emissions, fee capture, subsidy-to-revenue trajectories, and governance concentration under wide scenario ranges. Now founder of Tokenization Systems (Feb 2026 to present); published Operational Risk in Token Economies (74-vector taxonomy mapped to 64 testable controls and 31 program objectives across a 624-scenario simulation battery; Lido V3 staking-vault production case study) and Adaptive Tokenomics (industrial-control-engineering PID controller; 240-scenario Monte Carlo; ~6x worst-case supply-volatility compression under competitor-shock attack). Contributed eight federal regulatory comment letters across stablecoin and banking dockets.</w:t>
+        <w:t xml:space="preserve">Operational risk and scenario-modeling strategist. In Dec 2023 authored a 10-step scenario-modeling memo predicting Thorchain's eventual $200M insolvency in a protocol whose token had peaked at $3.3B market cap; predicted failure mode materialized in Jan 2025 (13 months later); the firm held no exposure. Founding research hire at Borderless Capital (RIA, Dec 2019 to Feb 2026); built quantitative token-economic models forecasting emissions, fee capture, subsidy-to-revenue trajectories, and governance concentration under wide scenario ranges. Now founder of Tokenization Systems (Feb 2026 to present); published Operational Risk in Token Economies (74-vector taxonomy mapped to 64 testable controls and 31 program objectives across a 624-scenario simulation battery; Lido V3 staking-vault production case study) and Adaptive Tokenomics (industrial-control-engineering PID controller; 240-scenario Monte Carlo; ~6x worst-case supply-volatility compression under competitor-shock attack). Contributed eight federal regulatory comment letters across stablecoin and banking dockets. Authored the Operational Risk in Token Economies taxonomy: 74 risk vectors mapped to 64 testable controls and 31 program objectives across a 624-scenario simulation battery; Lido V3 staking-vault case study.</w:t>
       </w:r>
     </w:p>
     <w:p>
@@ -265,7 +265,7 @@
         </w:r>
       </w:hyperlink>
       <w:r>
-        <w:t>.</w:t>
+        <w:t xml:space="preserve">. Three additional papers in development (B5 Bankruptcy-Priority Misaligned Incentives, A7 Control Layer Theory, SVB Causal DiD); methodology paper in preparation.</w:t>
       </w:r>
     </w:p>
     <w:p>
@@ -373,7 +373,7 @@
         </w:r>
       </w:hyperlink>
       <w:r>
-        <w:t xml:space="preserve"> submitted to the Federal Reserve Fifth Conference on the Dollar's International Roles (Jun 2026); </w:t>
+        <w:t xml:space="preserve"> prepared for the Federal Reserve Fifth Conference on the Dollar's International Roles (Jun 2026); </w:t>
       </w:r>
       <w:hyperlink r:id="rId10">
         <w:r>
@@ -393,7 +393,7 @@
         <w:ind w:left="320" w:hanging="160"/>
       </w:pPr>
       <w:r>
-        <w:t>• Working dialogue with capital-markets infrastructure operators on stablecoin, deposit-token, tokenized-deposit, and tokenized-equity deployment.</w:t>
+        <w:t>• Active dialogues across U.S. national-security research, major securities exchanges, central securities depositories, global payments messaging infrastructure, tier-1 bank tokenization platforms, and SEC-registered transfer agents on stablecoin, deposit-token, tokenized-deposit, tokenized money-market-fund, tokenized-commodity, and tokenized-equity deployment.</w:t>
       </w:r>
     </w:p>
     <w:p>
@@ -538,7 +538,6 @@
     </w:p>
     <w:p>
       <w:pPr>
-        <w:pageBreakBefore/>
         <w:pBdr>
           <w:bottom w:val="single" w:color="AAAAAA" w:sz="3" w:space="1"/>
         </w:pBdr>
@@ -595,7 +594,7 @@
         </w:r>
       </w:hyperlink>
       <w:r>
-        <w:t xml:space="preserve"> Industrial control engineering (PID controller) applied to token-supply emission as programmable monetary-policy mechanism; 240-scenario Monte Carlo simulation; cuts worst-case supply volatility ~6x under competitor-shock attack.</w:t>
+        <w:t xml:space="preserve"> Industrial control engineering (PID controller) applied to token-supply emission as programmable monetary-policy mechanism; 240-scenario Monte Carlo simulation; PID emission control cuts worst-case node-count variance from CV 0.544 (static emission) to 0.087 (PID), functioning as downside insurance under competitor-shock attack.</w:t>
       </w:r>
     </w:p>
     <w:p>
@@ -616,7 +615,7 @@
         </w:r>
       </w:hyperlink>
       <w:r>
-        <w:t xml:space="preserve"> Submitted to Federal Reserve / FRBNY Fifth Conference on the Dollar's International Roles (Jun 2026). Gateway concentration; CLII across 19 gateways including Visa Direct-adjacent paths.</w:t>
+        <w:t xml:space="preserve"> Prepared for Federal Reserve / FRBNY Fifth Conference on the Dollar's International Roles (Jun 2026). Gateway concentration; CLII across 19 gateways with Tier 1 a 56% / 44% Coinbase-Circle duopoly; on Ethereum, transfer volume doubled while unique counterparties fell 25% and cross-gateway connections dropped from 5.8% to 2.6%.</w:t>
       </w:r>
     </w:p>
     <w:p>
@@ -637,7 +636,7 @@
         </w:r>
       </w:hyperlink>
       <w:r>
-        <w:t xml:space="preserve"> Ten-category institutional diligence standard; finds bank-chartered stablecoin issuers face ~22x the regulatory capital requirements of money-transmitter-chartered issuers at $40B scale.</w:t>
+        <w:t xml:space="preserve"> Ten-category institutional diligence standard; finds bank-chartered stablecoin issuers face ~22x the regulatory capital requirements of money-transmitter-chartered issuers at $40B scale; production-validated by Circle's BUIDL March 27, 2025 incident (23 hours of limited availability).</w:t>
       </w:r>
     </w:p>
     <w:p>
@@ -680,6 +679,15 @@
       </w:hyperlink>
       <w:r>
         <w:t xml:space="preserve"> Cross-product framework for major dollar-denominated digital products; CLII / MVEP decoupling; stress propagation through dependency chains (SVB, Circle pool, Paxos).</w:t>
+      </w:r>
+    </w:p>
+    <w:p>
+      <w:pPr>
+        <w:spacing w:after="28" w:before="60"/>
+        <w:ind w:left="320" w:hanging="160"/>
+      </w:pPr>
+      <w:r>
+        <w:t xml:space="preserve">• Dollar v3. Four digital-dollar objects (payment stablecoins, tokenized deposits, deposit tokens, yield wrappers); typology for inheritance of control environments, backstop expectations, and failure modes; load-bearing for institutional scoping of product shape and counterparty topology.</w:t>
       </w:r>
     </w:p>
     <w:p>
@@ -859,6 +867,34 @@
           <w:sz w:val="20"/>
           <w:szCs w:val="20"/>
         </w:rPr>
+        <w:t xml:space="preserve">FRAMEWORKS AUTHORED</w:t>
+      </w:r>
+    </w:p>
+    <w:p>
+      <w:pPr>
+        <w:spacing w:after="36" w:before="60"/>
+        <w:ind w:left="320" w:hanging="160"/>
+      </w:pPr>
+      <w:r>
+        <w:t>• Authored CLII (A1), MVEP (A2), MGCPT, TCRD; drafted MVEP-AI (eight-skill suite) and CLII-AI.</w:t>
+      </w:r>
+    </w:p>
+    <w:p>
+      <w:pPr>
+        <w:pBdr>
+          <w:bottom w:val="single" w:color="AAAAAA" w:sz="3" w:space="1"/>
+        </w:pBdr>
+        <w:spacing w:before="280" w:after="120"/>
+      </w:pPr>
+      <w:r>
+        <w:rPr>
+          <w:rFonts w:ascii="Arial" w:cs="Arial" w:eastAsia="Arial" w:hAnsi="Arial"/>
+          <w:b/>
+          <w:bCs/>
+          <w:color w:val="1A1A1A"/>
+          <w:sz w:val="20"/>
+          <w:szCs w:val="20"/>
+        </w:rPr>
         <w:t xml:space="preserve">EDUCATION</w:t>
       </w:r>
     </w:p>
@@ -887,7 +923,7 @@
           <w:sz w:val="19"/>
           <w:szCs w:val="19"/>
         </w:rPr>
-        <w:t xml:space="preserve"> | B.S.B.A., Business Administration (Magna Cum Laude) · Investment Club President</w:t>
+        <w:t xml:space="preserve"> | B.S.B.A., Business Administration (Magna Cum Laude) · Investment Club President · Lingnan University, Hong Kong (exchange)</w:t>
       </w:r>
       <w:r>
         <w:rPr>
@@ -907,20 +943,6 @@
           <w:szCs w:val="19"/>
         </w:rPr>
         <w:t xml:space="preserve">2018</w:t>
-      </w:r>
-    </w:p>
-    <w:p>
-      <w:pPr>
-        <w:spacing w:after="0" w:before="60"/>
-      </w:pPr>
-      <w:r>
-        <w:rPr>
-          <w:rFonts w:ascii="Arial" w:cs="Arial" w:eastAsia="Arial" w:hAnsi="Arial"/>
-          <w:color w:val="444444"/>
-          <w:sz w:val="18"/>
-          <w:szCs w:val="18"/>
-        </w:rPr>
-        <w:t>Lingnan University, Hong Kong (Exchange)</w:t>
       </w:r>
     </w:p>
     <w:sectPr>

--- a/resumes/Zukowski_Resume_Risk.docx
+++ b/resumes/Zukowski_Resume_Risk.docx
@@ -265,7 +265,7 @@
         </w:r>
       </w:hyperlink>
       <w:r>
-        <w:t xml:space="preserve">. Three additional papers in development (B5 Bankruptcy-Priority Misaligned Incentives, A7 Control Layer Theory, SVB Causal DiD); methodology paper in preparation.</w:t>
+        <w:t xml:space="preserve">. Three additional papers in development (B5 Bankruptcy-Priority Misaligned Incentives, A7 Control Layer Theory, SVB Reserve Concentration); methodology paper in preparation.</w:t>
       </w:r>
     </w:p>
     <w:p>

--- a/resumes/Zukowski_Resume_Risk.docx
+++ b/resumes/Zukowski_Resume_Risk.docx
@@ -594,7 +594,7 @@
         </w:r>
       </w:hyperlink>
       <w:r>
-        <w:t xml:space="preserve"> Industrial control engineering (PID controller) applied to token-supply emission as programmable monetary-policy mechanism; 240-scenario Monte Carlo simulation; PID emission control cuts worst-case node-count variance from CV 0.544 (static emission) to 0.087 (PID), functioning as downside insurance under competitor-shock attack.</w:t>
+        <w:t xml:space="preserve"> Industrial control engineering (PID, Proportional-Integral-Derivative) applied to token-supply emission as programmable monetary-policy mechanism; 240-scenario Monte Carlo simulation; PID emission control cuts worst-case node-count variance from CV 0.544 (static emission) to 0.087 (PID), functioning as downside insurance under competitor-shock attack.</w:t>
       </w:r>
     </w:p>
     <w:p>
@@ -790,7 +790,7 @@
         <w:t>Stack:</w:t>
       </w:r>
       <w:r>
-        <w:t xml:space="preserve"> Python (pandas, statsmodels, scipy, matplotlib), R (fixest, did, synthdid), SQL (DuneSQL, Trino), JavaScript / TypeScript; 14 custom Python MCP servers wrapping the data sources above plus GitHub; Claude.ai + Claude Code + Cursor with 36-skill library and 17-file living-knowledge architecture; n8n, Apify, Git / GitHub</w:t>
+        <w:t xml:space="preserve"> Python (pandas, statsmodels, scipy, matplotlib), R (fixest, did, synthdid), SQL (DuneSQL, Trino), JavaScript / TypeScript; 14 custom Python MCP servers (Model Context Protocol data connectors) wrapping the data sources above plus GitHub; Claude.ai + Claude Code + Cursor with 36-skill library and 17-file living-knowledge architecture; n8n, Apify, Git / GitHub</w:t>
       </w:r>
     </w:p>
     <w:p>

--- a/resumes/Zukowski_Resume_Risk.docx
+++ b/resumes/Zukowski_Resume_Risk.docx
@@ -594,7 +594,7 @@
         </w:r>
       </w:hyperlink>
       <w:r>
-        <w:t xml:space="preserve"> Industrial control engineering (PID, Proportional-Integral-Derivative) applied to token-supply emission as programmable monetary-policy mechanism; 240-scenario Monte Carlo simulation; PID emission control cuts worst-case node-count variance from CV 0.544 (static emission) to 0.087 (PID), functioning as downside insurance under competitor-shock attack.</w:t>
+        <w:t xml:space="preserve"> Industrial control engineering (PID, Proportional-Integral-Derivative) applied to token-supply emission as programmable monetary-policy mechanism; 240-scenario Monte Carlo simulation; PID emission control cuts worst-case node-count variance from CV (coefficient of variation) 0.544 (static emission) to 0.087 (PID), functioning as downside insurance under competitor-shock attack.</w:t>
       </w:r>
     </w:p>
     <w:p>

--- a/resumes/Zukowski_Resume_Risk.docx
+++ b/resumes/Zukowski_Resume_Risk.docx
@@ -512,7 +512,7 @@
         <w:ind w:left="320" w:hanging="160"/>
       </w:pPr>
       <w:r>
-        <w:t xml:space="preserve">• Advised 100 portfolio companies 1-on-1 on token mechanism design (stablecoin reserves, governance-token allocation and incentive design, yield wrappers, burn/emission dynamics); standards defined in </w:t>
+        <w:t xml:space="preserve">• Advised 100 portfolio companies 1-on-1 (50+ multi-session) on token mechanism design (stablecoin reserves, governance-token allocation and incentive design, yield wrappers, burn/emission dynamics); standards defined in </w:t>
       </w:r>
       <w:hyperlink r:id="rId21">
         <w:r>

--- a/resumes/Zukowski_Resume_Risk.docx
+++ b/resumes/Zukowski_Resume_Risk.docx
@@ -120,7 +120,9 @@
           <w:sz w:val="18"/>
           <w:szCs w:val="19"/>
         </w:rPr>
-        <w:t>74-vector risk taxonomy · 64 testable controls · 624-scenario simulation battery · Thorchain $200M insolvency modeled 13 months ahead · 8 SSRN papers</w:t>
+        <w:t>74-vector risk taxonomy · 64 testable controls · 624-scenario simulation battery</w:t>
+        <w:br/>
+        <w:t xml:space="preserve">· Thorchain $200M insolvency modeled 13 months ahead · 8 SSRN papers · 8 federal comment letters</w:t>
       </w:r>
     </w:p>
     <w:p>
@@ -198,7 +200,7 @@
         <w:rPr>
           <w:i/>
         </w:rPr>
-        <w:t>Feb 2026 – Present</w:t>
+        <w:t>Feb 2026 to Present</w:t>
       </w:r>
     </w:p>
     <w:p>
@@ -419,7 +421,7 @@
         <w:rPr>
           <w:i/>
         </w:rPr>
-        <w:t>Dec 2019 – Feb 2026</w:t>
+        <w:t>Dec 2019 to Feb 2026</w:t>
       </w:r>
     </w:p>
     <w:p>
@@ -437,7 +439,7 @@
         <w:t>$200M insolvency 13 months in advance</w:t>
       </w:r>
       <w:r>
-        <w:t>; Borderless held no exposure when the predicted failure mode materialized.</w:t>
+        <w:t>, leading to a no-exposure posture before the predicted failure mode materialized.</w:t>
       </w:r>
     </w:p>
     <w:p>
@@ -687,7 +689,19 @@
         <w:ind w:left="320" w:hanging="160"/>
       </w:pPr>
       <w:r>
-        <w:t xml:space="preserve">• Dollar v3. Four digital-dollar objects (payment stablecoins, tokenized deposits, deposit tokens, yield wrappers); typology for inheritance of control environments, backstop expectations, and failure modes; load-bearing for institutional scoping of product shape and counterparty topology.</w:t>
+        <w:t xml:space="preserve">• </w:t>
+      </w:r>
+      <w:hyperlink r:id="rId30" w:history="1">
+        <w:r>
+          <w:rPr>
+            <w:rStyle w:val="Hyperlink"/>
+            <w:b/>
+          </w:rPr>
+          <w:t xml:space="preserve">Dollar v3.</w:t>
+        </w:r>
+      </w:hyperlink>
+      <w:r>
+        <w:t xml:space="preserve"> Four digital-dollar objects (payment stablecoins, tokenized deposits, deposit tokens, yield wrappers); typology for inheritance of control environments, backstop expectations, and failure modes; load-bearing for institutional scoping of product shape and counterparty topology.</w:t>
       </w:r>
     </w:p>
     <w:p>
@@ -876,7 +890,62 @@
         <w:ind w:left="320" w:hanging="160"/>
       </w:pPr>
       <w:r>
-        <w:t>• Authored CLII (A1), MVEP (A2), MGCPT, TCRD; drafted MVEP-AI (eight-skill suite) and CLII-AI.</w:t>
+        <w:t xml:space="preserve">• Control Layer Intensity Index (</w:t>
+      </w:r>
+      <w:hyperlink r:id="rId25" w:history="1">
+        <w:r>
+          <w:rPr>
+            <w:rStyle w:val="Hyperlink"/>
+          </w:rPr>
+          <w:t xml:space="preserve">CLII</w:t>
+        </w:r>
+      </w:hyperlink>
+      <w:r>
+        <w:t xml:space="preserve">), Minimum Viable Equivalence Pack (</w:t>
+      </w:r>
+      <w:hyperlink r:id="rId26" w:history="1">
+        <w:r>
+          <w:rPr>
+            <w:rStyle w:val="Hyperlink"/>
+          </w:rPr>
+          <w:t xml:space="preserve">MVEP</w:t>
+        </w:r>
+      </w:hyperlink>
+      <w:r>
+        <w:t xml:space="preserve">), MVEP-gated Conditional Pass-Through (</w:t>
+      </w:r>
+      <w:hyperlink r:id="rId27" w:history="1">
+        <w:r>
+          <w:rPr>
+            <w:rStyle w:val="Hyperlink"/>
+          </w:rPr>
+          <w:t xml:space="preserve">MGCPT</w:t>
+        </w:r>
+      </w:hyperlink>
+      <w:r>
+        <w:t xml:space="preserve">; </w:t>
+      </w:r>
+      <w:hyperlink r:id="rId28" w:history="1">
+        <w:r>
+          <w:rPr>
+            <w:rStyle w:val="Hyperlink"/>
+          </w:rPr>
+          <w:t xml:space="preserve">AG19 Rec 7</w:t>
+        </w:r>
+      </w:hyperlink>
+      <w:r>
+        <w:t xml:space="preserve">), Three-Category Reserve Disclosure (</w:t>
+      </w:r>
+      <w:hyperlink r:id="rId29" w:history="1">
+        <w:r>
+          <w:rPr>
+            <w:rStyle w:val="Hyperlink"/>
+          </w:rPr>
+          <w:t xml:space="preserve">TCRD</w:t>
+        </w:r>
+      </w:hyperlink>
+      <w:r>
+        <w:t xml:space="preserve">).</w:t>
       </w:r>
     </w:p>
     <w:p>
@@ -923,7 +992,9 @@
           <w:sz w:val="19"/>
           <w:szCs w:val="19"/>
         </w:rPr>
-        <w:t xml:space="preserve"> | B.S.B.A., Business Administration (Magna Cum Laude) · Investment Club President · Lingnan University, Hong Kong (exchange)</w:t>
+        <w:t xml:space="preserve"> | B.S.B.A., Business Administration (Magna Cum Laude) · Investment Club President</w:t>
+        <w:br/>
+        <w:t xml:space="preserve">· Lingnan University, Hong Kong (exchange)</w:t>
       </w:r>
       <w:r>
         <w:rPr>

--- a/resumes/Zukowski_Resume_Risk.docx
+++ b/resumes/Zukowski_Resume_Risk.docx
@@ -505,7 +505,7 @@
         <w:ind w:left="320" w:hanging="160"/>
       </w:pPr>
       <w:r>
-        <w:t>• Built apples-to-apples Multiple on NAV (mNAV) methodology for Digital Asset Treasury Stocks (DATs) and shipped a daily mNAV dashboard sourcing SEC filings and press releases; standardized treatment of non-crypto assets in the numerator across issuers (issuer-reported mNAV figures use inconsistent conventions that undermine cross-DAT comparison).</w:t>
+        <w:t>• Built apples-to-apples multiple on NAV (mNAV) methodology for Digital Asset Treasury Stocks (DATs) and shipped a daily mNAV dashboard sourcing SEC filings and press releases; standardized treatment of non-crypto assets in the numerator across issuers (issuer-reported mNAV figures use inconsistent conventions that undermine cross-DAT comparison).</w:t>
       </w:r>
     </w:p>
     <w:p>
@@ -832,16 +832,16 @@
         <w:ind w:left="320" w:hanging="160"/>
       </w:pPr>
       <w:r>
-        <w:t>• Uniswap Foundation governance committee (2024)</w:t>
-      </w:r>
-    </w:p>
-    <w:p>
-      <w:pPr>
-        <w:spacing w:after="36" w:before="60"/>
-        <w:ind w:left="320" w:hanging="160"/>
-      </w:pPr>
-      <w:r>
-        <w:t>• ETHDenver pitch judge</w:t>
+        <w:t>• Uniswap Foundation governance committee (2025)</w:t>
+      </w:r>
+    </w:p>
+    <w:p>
+      <w:pPr>
+        <w:spacing w:after="36" w:before="60"/>
+        <w:ind w:left="320" w:hanging="160"/>
+      </w:pPr>
+      <w:r>
+        <w:t>• ETHDenver pitch judge (2025)</w:t>
       </w:r>
     </w:p>
     <w:p>

--- a/resumes/Zukowski_Resume_Risk.docx
+++ b/resumes/Zukowski_Resume_Risk.docx
@@ -396,6 +396,15 @@
       </w:pPr>
       <w:r>
         <w:t>• Active dialogues across U.S. national-security research, major securities exchanges, central securities depositories, global payments messaging infrastructure, tier-1 bank tokenization platforms, and SEC-registered transfer agents on stablecoin, deposit-token, tokenized-deposit, tokenized money-market-fund, tokenized-commodity, and tokenized-equity deployment.</w:t>
+      </w:r>
+    </w:p>
+    <w:p>
+      <w:pPr>
+        <w:spacing w:after="36" w:before="60"/>
+        <w:ind w:left="320" w:hanging="160"/>
+      </w:pPr>
+      <w:r>
+        <w:t xml:space="preserve">• Patent-pending cited-research system architecture (USPTO provisional 64/071,767, filed May 2026): graph-indexed substrate of 330 academic sources with nine AI-integration patterns for paper drafting, synthesis, revision-impact analysis, and verbatim quote retrieval. Production engine behind eight SSRN working papers and eight federal comment letters across a 10-day federal-engagement window in April 2026.</w:t>
       </w:r>
     </w:p>
     <w:p>

--- a/resumes/Zukowski_Resume_Risk.docx
+++ b/resumes/Zukowski_Resume_Risk.docx
@@ -13,8 +13,8 @@
           <w:b/>
           <w:bCs/>
           <w:color w:val="1A1A1A"/>
-          <w:sz w:val="40"/>
-          <w:szCs w:val="40"/>
+          <w:sz w:val="36"/>
+          <w:szCs w:val="36"/>
         </w:rPr>
         <w:t xml:space="preserve">Zach Zukowski</w:t>
       </w:r>
@@ -122,7 +122,7 @@
         </w:rPr>
         <w:t>74-vector risk taxonomy · 64 testable controls · 624-scenario simulation battery</w:t>
         <w:br/>
-        <w:t xml:space="preserve">· Thorchain $200M insolvency modeled 13 months ahead · 8 SSRN papers · 8 federal comment letters</w:t>
+        <w:t xml:space="preserve">· Thorchain $200M insolvency modeled 13 months ahead · 8 SSRN papers · 8 federal comment letters · Patent-pending CSA (USPTO 64/071,767)</w:t>
       </w:r>
     </w:p>
     <w:p>
@@ -396,15 +396,6 @@
       </w:pPr>
       <w:r>
         <w:t>• Active dialogues across U.S. national-security research, major securities exchanges, central securities depositories, global payments messaging infrastructure, tier-1 bank tokenization platforms, and SEC-registered transfer agents on stablecoin, deposit-token, tokenized-deposit, tokenized money-market-fund, tokenized-commodity, and tokenized-equity deployment.</w:t>
-      </w:r>
-    </w:p>
-    <w:p>
-      <w:pPr>
-        <w:spacing w:after="36" w:before="60"/>
-        <w:ind w:left="320" w:hanging="160"/>
-      </w:pPr>
-      <w:r>
-        <w:t xml:space="preserve">• Patent-pending cited-research system architecture (USPTO provisional 64/071,767, filed May 2026): graph-indexed substrate of 330 academic sources with nine AI-integration patterns for paper drafting, synthesis, revision-impact analysis, and verbatim quote retrieval. Production engine behind eight SSRN working papers and eight federal comment letters across a 10-day federal-engagement window in April 2026.</w:t>
       </w:r>
     </w:p>
     <w:p>

--- a/resumes/Zukowski_Resume_Risk.docx
+++ b/resumes/Zukowski_Resume_Risk.docx
@@ -122,7 +122,7 @@
         </w:rPr>
         <w:t>74-vector risk taxonomy · 64 testable controls · 624-scenario simulation battery</w:t>
         <w:br/>
-        <w:t xml:space="preserve">· Thorchain $200M insolvency modeled 13 months ahead · 8 SSRN papers · 8 federal comment letters · Patent-pending CSA (USPTO 64/071,767)</w:t>
+        <w:t xml:space="preserve">· Thorchain $200M insolvency modeled 13 months ahead · 8 SSRN papers · 8 federal comment letters · Patent-pending cited-research system architecture (USPTO 64/071,767)</w:t>
       </w:r>
     </w:p>
     <w:p>

--- a/resumes/Zukowski_Resume_Risk.docx
+++ b/resumes/Zukowski_Resume_Risk.docx
@@ -105,7 +105,7 @@
           <w:sz w:val="23"/>
           <w:szCs w:val="23"/>
         </w:rPr>
-        <w:t>STABLECOIN OPERATIONAL RISK · SCENARIO MODELING · TOKEN-ECONOMIC MODELING</w:t>
+        <w:t>FOUNDER, TOKENIZATION SYSTEMS · STABLECOIN OPERATIONAL RISK · SCENARIO MODELING · TOKEN-ECONOMIC MODELING</w:t>
       </w:r>
     </w:p>
     <w:p>
@@ -117,12 +117,10 @@
         <w:rPr>
           <w:rFonts w:ascii="Arial" w:cs="Arial" w:eastAsia="Arial" w:hAnsi="Arial"/>
           <w:color w:val="444444"/>
-          <w:sz w:val="18"/>
+          <w:sz w:val="14"/>
           <w:szCs w:val="19"/>
         </w:rPr>
-        <w:t>74-vector risk taxonomy · 64 testable controls · 624-scenario simulation battery</w:t>
-        <w:br/>
-        <w:t xml:space="preserve">· Thorchain $200M insolvency modeled 13 months ahead · 8 SSRN papers · 8 federal comment letters · Patent-pending cited-research system architecture (USPTO 64/071,767)</w:t>
+        <w:t>· 74⁠-⁠vector risk taxonomy · 64 testable controls · 624⁠-⁠scenario simulation battery · Thorchain $200M insolvency modeled 13 months ahead · 8 SSRN papers · 8 federal comment letters · Patent⁠-⁠pending Canonical⁠-⁠State Architecture for multi⁠-⁠agent AI research (USPTO 64/071,767)</w:t>
       </w:r>
     </w:p>
     <w:p>
@@ -146,7 +144,7 @@
     </w:p>
     <w:p>
       <w:pPr>
-        <w:spacing w:after="38" w:before="60"/>
+        <w:spacing w:after="40" w:before="60"/>
       </w:pPr>
       <w:r>
         <w:rPr>
@@ -155,7 +153,21 @@
           <w:sz w:val="19"/>
           <w:szCs w:val="19"/>
         </w:rPr>
-        <w:t xml:space="preserve">Operational risk and scenario-modeling strategist. In Dec 2023 authored a 10-step scenario-modeling memo predicting Thorchain's eventual $200M insolvency in a protocol whose token had peaked at $3.3B market cap; predicted failure mode materialized in Jan 2025 (13 months later); the firm held no exposure. Founding research hire at Borderless Capital (RIA, Dec 2019 to Feb 2026); built quantitative token-economic models forecasting emissions, fee capture, subsidy-to-revenue trajectories, and governance concentration under wide scenario ranges. Now founder of Tokenization Systems (Feb 2026 to present); published Operational Risk in Token Economies (74-vector taxonomy mapped to 64 testable controls and 31 program objectives across a 624-scenario simulation battery; Lido V3 staking-vault production case study) and Adaptive Tokenomics (industrial-control-engineering PID controller; 240-scenario Monte Carlo; ~6x worst-case supply-volatility compression under competitor-shock attack). Contributed eight federal regulatory comment letters across stablecoin and banking dockets. Authored the Operational Risk in Token Economies taxonomy: 74 risk vectors mapped to 64 testable controls and 31 program objectives across a 624-scenario simulation battery; Lido V3 staking-vault case study.</w:t>
+        <w:t>Operational and token-economic risk modeler who turns scenario simulation and coalition analysis into pre-failure risk calls and no-exposure positions, from protocol insolvency to governance capture. Founder of Tokenization Systems; first hire at Borderless Capital, an RIA.</w:t>
+      </w:r>
+    </w:p>
+    <w:p>
+      <w:pPr>
+        <w:spacing w:after="40" w:before="0"/>
+      </w:pPr>
+      <w:r>
+        <w:rPr>
+          <w:rFonts w:ascii="Arial" w:cs="Arial" w:eastAsia="Arial" w:hAnsi="Arial"/>
+          <w:color w:val="1A1A1A"/>
+          <w:sz w:val="19"/>
+          <w:szCs w:val="19"/>
+        </w:rPr>
+        <w:t>Focus: operational risk, token-economic modeling, scenario modeling, stablecoin and tokenization risk · Monte Carlo, difference-in-differences, PID controller design, supply-equilibrium and coalition-power analysis · OCC, FDIC, FinCEN, Treasury GENIUS, MiCA.</w:t>
       </w:r>
     </w:p>
     <w:p>
@@ -804,7 +816,7 @@
         <w:t>Stack:</w:t>
       </w:r>
       <w:r>
-        <w:t xml:space="preserve"> Python (pandas, statsmodels, scipy, matplotlib), R (fixest, did, synthdid), SQL (DuneSQL, Trino), JavaScript / TypeScript; 14 custom Python MCP servers (Model Context Protocol data connectors) wrapping the data sources above plus GitHub; Claude.ai + Claude Code + Cursor with 36-skill library and 17-file living-knowledge architecture; n8n, Apify, Git / GitHub</w:t>
+        <w:t xml:space="preserve"> Python (pandas, statsmodels, scipy, matplotlib), R (fixest, did, synthdid), SQL (DuneSQL, Trino), JavaScript / TypeScript; 22 MCP and API connections wrapping the data sources above plus GitHub; Claude.ai + Claude Code + Cursor with 36-skill library and 17-file living-knowledge architecture; n8n, Apify, Git / GitHub</w:t>
       </w:r>
     </w:p>
     <w:p>

--- a/resumes/Zukowski_Resume_Risk.docx
+++ b/resumes/Zukowski_Resume_Risk.docx
@@ -105,7 +105,7 @@
           <w:sz w:val="23"/>
           <w:szCs w:val="23"/>
         </w:rPr>
-        <w:t>FOUNDER, TOKENIZATION SYSTEMS · STABLECOIN OPERATIONAL RISK · SCENARIO MODELING · TOKEN-ECONOMIC MODELING</w:t>
+        <w:t>STABLECOIN OPERATIONAL RISK · SCENARIO MODELING · TOKEN-ECONOMIC MODELING</w:t>
       </w:r>
     </w:p>
     <w:p>
@@ -1005,8 +1005,6 @@
           <w:szCs w:val="19"/>
         </w:rPr>
         <w:t xml:space="preserve"> | B.S.B.A., Business Administration (Magna Cum Laude) · Investment Club President</w:t>
-        <w:br/>
-        <w:t xml:space="preserve">· Lingnan University, Hong Kong (exchange)</w:t>
       </w:r>
       <w:r>
         <w:rPr>
@@ -1026,6 +1024,16 @@
           <w:szCs w:val="19"/>
         </w:rPr>
         <w:t xml:space="preserve">2018</w:t>
+      </w:r>
+      <w:r>
+        <w:rPr>
+          <w:rFonts w:ascii="Arial" w:cs="Arial" w:eastAsia="Arial" w:hAnsi="Arial"/>
+          <w:color w:val="1A1A1A"/>
+          <w:sz w:val="19"/>
+          <w:szCs w:val="19"/>
+        </w:rPr>
+        <w:br/>
+        <w:t xml:space="preserve">· Lingnan University, Hong Kong (exchange)</w:t>
       </w:r>
     </w:p>
     <w:sectPr>

--- a/resumes/Zukowski_Resume_Risk.docx
+++ b/resumes/Zukowski_Resume_Risk.docx
@@ -438,6 +438,19 @@
     </w:p>
     <w:p>
       <w:pPr>
+        <w:spacing w:after="20" w:before="80"/>
+        <w:ind w:left="0" w:firstLine="0"/>
+      </w:pPr>
+      <w:r>
+        <w:rPr>
+          <w:b/>
+          <w:i/>
+        </w:rPr>
+        <w:t>Risk Detection &amp; Loss Prevention</w:t>
+      </w:r>
+    </w:p>
+    <w:p>
+      <w:pPr>
         <w:spacing w:after="36" w:before="60"/>
         <w:ind w:left="320" w:hanging="160"/>
       </w:pPr>
@@ -460,16 +473,29 @@
         <w:ind w:left="320" w:hanging="160"/>
       </w:pPr>
       <w:r>
+        <w:t>• Prevented hostile governance capture on a top-25 blockchain via voting-path simulation under coalition-attack scenarios; surfaced the vulnerability and mitigation route before exploitation.</w:t>
+      </w:r>
+    </w:p>
+    <w:p>
+      <w:pPr>
+        <w:spacing w:after="36" w:before="60"/>
+        <w:ind w:left="320" w:hanging="160"/>
+      </w:pPr>
+      <w:r>
         <w:t>• Identified ~15% misreporting of circulating supply in a top-25 Layer 1 protocol by independently modeling its tokenomics (emission schedule, vesting, burn dynamics); the discrepancy had propagated to CoinMarketCap and CoinGecko, and was corrected after partnering with the protocol's foundation engineers.</w:t>
       </w:r>
     </w:p>
     <w:p>
       <w:pPr>
-        <w:spacing w:after="36" w:before="60"/>
-        <w:ind w:left="320" w:hanging="160"/>
-      </w:pPr>
-      <w:r>
-        <w:t>• Prevented hostile governance capture on a top-25 blockchain via voting-path simulation under coalition-attack scenarios; surfaced the vulnerability and mitigation route before exploitation.</w:t>
+        <w:spacing w:after="20" w:before="80"/>
+        <w:ind w:left="0" w:firstLine="0"/>
+      </w:pPr>
+      <w:r>
+        <w:rPr>
+          <w:b/>
+          <w:i/>
+        </w:rPr>
+        <w:t>Controls &amp; Risk Frameworks</w:t>
       </w:r>
     </w:p>
     <w:p>
@@ -499,55 +525,68 @@
         <w:ind w:left="320" w:hanging="160"/>
       </w:pPr>
       <w:r>
+        <w:t>• Built apples-to-apples multiple on NAV (mNAV) methodology for Digital Asset Treasury Stocks (DATs) and shipped a daily mNAV dashboard sourcing SEC filings and press releases; standardized treatment of non-crypto assets in the numerator across issuers (issuer-reported mNAV figures use inconsistent conventions that undermine cross-DAT comparison).</w:t>
+      </w:r>
+    </w:p>
+    <w:p>
+      <w:pPr>
+        <w:spacing w:after="20" w:before="80"/>
+        <w:ind w:left="0" w:firstLine="0"/>
+      </w:pPr>
+      <w:r>
+        <w:rPr>
+          <w:b/>
+          <w:i/>
+        </w:rPr>
+        <w:t>Diligence &amp; Advisory</w:t>
+      </w:r>
+    </w:p>
+    <w:p>
+      <w:pPr>
+        <w:spacing w:after="36" w:before="60"/>
+        <w:ind w:left="320" w:hanging="160"/>
+      </w:pPr>
+      <w:r>
+        <w:t>• Translated regulatory change (GENIUS, CLARITY, Singapore MAS, MiCA, state money-transmitter and trust-charter regimes) into product, reserve, routing, and compliance decisions across U.S., Singapore, Cayman / BVI / Bermuda, and EU; coordinated cross-functional partner work spanning Product / Engineering, Risk (operational-risk taxonomy), and Legal.</w:t>
+      </w:r>
+    </w:p>
+    <w:p>
+      <w:pPr>
+        <w:spacing w:after="36" w:before="60"/>
+        <w:ind w:left="320" w:hanging="160"/>
+      </w:pPr>
+      <w:r>
+        <w:t>• Mapped jurisdictional tax / regulatory advantages of DAT structures over direct crypto holding: Japan's Metaplanet DAT cuts crypto capital-gains tax from up to 55% to 20% (equity rate, further reducible via Japan's IRA structure); Hong Kong's Southbound Connect could give mainland Chinese capital regulated access to crypto banned domestically.</w:t>
+      </w:r>
+    </w:p>
+    <w:p>
+      <w:pPr>
+        <w:spacing w:after="36" w:before="60"/>
+        <w:ind w:left="320" w:hanging="160"/>
+      </w:pPr>
+      <w:r>
+        <w:t xml:space="preserve">• Advised 100 portfolio companies 1-on-1 (50+ multi-session) on token mechanism design (stablecoin reserves, governance-token allocation and incentive design, yield wrappers, burn/emission dynamics); standards defined in </w:t>
+      </w:r>
+      <w:hyperlink r:id="rId21">
+        <w:r>
+          <w:rPr>
+            <w:rStyle w:val="Hyperlink"/>
+            <w:b/>
+          </w:rPr>
+          <w:t xml:space="preserve">Introduction to Tokenomics</w:t>
+        </w:r>
+      </w:hyperlink>
+      <w:r>
+        <w:t>.</w:t>
+      </w:r>
+    </w:p>
+    <w:p>
+      <w:pPr>
+        <w:spacing w:after="36" w:before="60"/>
+        <w:ind w:left="320" w:hanging="160"/>
+      </w:pPr>
+      <w:r>
         <w:t>• Built quantitative token-economic models forecasting emissions, fee capture, subsidy-to-revenue trajectories, and governance concentration under wide scenario ranges; supply-equilibrium and slashing dynamics supporting Layer 1 mechanism-design advisory.</w:t>
-      </w:r>
-    </w:p>
-    <w:p>
-      <w:pPr>
-        <w:spacing w:after="36" w:before="60"/>
-        <w:ind w:left="320" w:hanging="160"/>
-      </w:pPr>
-      <w:r>
-        <w:t>• Mapped jurisdictional tax / regulatory advantages of DAT structures over direct crypto holding: Japan's Metaplanet DAT cuts crypto capital-gains tax from up to 55% to 20% (equity rate, further reducible via Japan's IRA structure); Hong Kong's Southbound Connect could give mainland Chinese capital regulated access to crypto banned domestically.</w:t>
-      </w:r>
-    </w:p>
-    <w:p>
-      <w:pPr>
-        <w:spacing w:after="36" w:before="60"/>
-        <w:ind w:left="320" w:hanging="160"/>
-      </w:pPr>
-      <w:r>
-        <w:t>• Built apples-to-apples multiple on NAV (mNAV) methodology for Digital Asset Treasury Stocks (DATs) and shipped a daily mNAV dashboard sourcing SEC filings and press releases; standardized treatment of non-crypto assets in the numerator across issuers (issuer-reported mNAV figures use inconsistent conventions that undermine cross-DAT comparison).</w:t>
-      </w:r>
-    </w:p>
-    <w:p>
-      <w:pPr>
-        <w:spacing w:after="36" w:before="60"/>
-        <w:ind w:left="320" w:hanging="160"/>
-      </w:pPr>
-      <w:r>
-        <w:t xml:space="preserve">• Advised 100 portfolio companies 1-on-1 (50+ multi-session) on token mechanism design (stablecoin reserves, governance-token allocation and incentive design, yield wrappers, burn/emission dynamics); standards defined in </w:t>
-      </w:r>
-      <w:hyperlink r:id="rId21">
-        <w:r>
-          <w:rPr>
-            <w:rStyle w:val="Hyperlink"/>
-            <w:b/>
-          </w:rPr>
-          <w:t xml:space="preserve">Introduction to Tokenomics</w:t>
-        </w:r>
-      </w:hyperlink>
-      <w:r>
-        <w:t>.</w:t>
-      </w:r>
-    </w:p>
-    <w:p>
-      <w:pPr>
-        <w:spacing w:after="36" w:before="60"/>
-        <w:ind w:left="320" w:hanging="160"/>
-      </w:pPr>
-      <w:r>
-        <w:t>• Translated regulatory change (GENIUS, CLARITY, Singapore MAS, MiCA, state money-transmitter and trust-charter regimes) into product, reserve, routing, and compliance decisions across U.S., Singapore, Cayman / BVI / Bermuda, and EU; coordinated cross-functional partner work spanning Product / Engineering, Risk (operational-risk taxonomy), and Legal.</w:t>
       </w:r>
     </w:p>
     <w:p>
@@ -953,7 +992,7 @@
           <w:rPr>
             <w:rStyle w:val="Hyperlink"/>
           </w:rPr>
-          <w:t xml:space="preserve">TCRD</w:t>
+          <w:t xml:space="preserve">3CRD</w:t>
         </w:r>
       </w:hyperlink>
       <w:r>

--- a/resumes/Zukowski_Resume_Risk.docx
+++ b/resumes/Zukowski_Resume_Risk.docx
@@ -769,11 +769,11 @@
             <w:rStyle w:val="Hyperlink"/>
             <w:b/>
           </w:rPr>
-          <w:t xml:space="preserve">Governance Concentration Beyond Token Allocation.</w:t>
-        </w:r>
-      </w:hyperlink>
-      <w:r>
-        <w:t xml:space="preserve"> In peer review at Frontiers in Blockchain. 40-protocol cross-section: initial token allocation does not predict governance concentration; protocol sector does (DePIN significantly more concentrated than DeFi; Cohen's d = 0.96).</w:t>
+          <w:t xml:space="preserve">Auditing Governance Concentration Beyond Token Allocation.</w:t>
+        </w:r>
+      </w:hyperlink>
+      <w:r>
+        <w:t xml:space="preserve"> In peer review at Frontiers in Blockchain. Live-governance audit of 52 token protocols: launch allocation does not predict governance concentration; DePIN governance is more concentrated than DeFi after correction (Cohen's d = 0.65, a directionally robust medium effect).</w:t>
       </w:r>
     </w:p>
     <w:p>

--- a/resumes/Zukowski_Resume_Risk.docx
+++ b/resumes/Zukowski_Resume_Risk.docx
@@ -227,7 +227,6 @@
         <w:r>
           <w:rPr>
             <w:rStyle w:val="Hyperlink"/>
-            <w:b/>
           </w:rPr>
           <w:t xml:space="preserve">Control Layer Intensity Index</w:t>
         </w:r>
@@ -239,7 +238,6 @@
         <w:r>
           <w:rPr>
             <w:rStyle w:val="Hyperlink"/>
-            <w:b/>
           </w:rPr>
           <w:t xml:space="preserve">Minimum Viable Equivalence Pack</w:t>
         </w:r>
@@ -251,7 +249,6 @@
         <w:r>
           <w:rPr>
             <w:rStyle w:val="Hyperlink"/>
-            <w:b/>
           </w:rPr>
           <w:t xml:space="preserve">Adaptive Tokenomics</w:t>
         </w:r>
@@ -510,7 +507,6 @@
         <w:r>
           <w:rPr>
             <w:rStyle w:val="Hyperlink"/>
-            <w:b/>
           </w:rPr>
           <w:t xml:space="preserve">Operational Risk in Token Economies</w:t>
         </w:r>
@@ -571,7 +567,6 @@
         <w:r>
           <w:rPr>
             <w:rStyle w:val="Hyperlink"/>
-            <w:b/>
           </w:rPr>
           <w:t xml:space="preserve">Introduction to Tokenomics</w:t>
         </w:r>
@@ -907,7 +902,6 @@
         <w:r>
           <w:rPr>
             <w:rStyle w:val="Hyperlink"/>
-            <w:b/>
           </w:rPr>
           <w:t xml:space="preserve">Introduction to Tokenomics</w:t>
         </w:r>

--- a/resumes/Zukowski_Resume_Risk.docx
+++ b/resumes/Zukowski_Resume_Risk.docx
@@ -120,7 +120,7 @@
           <w:sz w:val="14"/>
           <w:szCs w:val="19"/>
         </w:rPr>
-        <w:t>· 74⁠-⁠vector risk taxonomy · 64 testable controls · 624⁠-⁠scenario simulation battery · Thorchain $200M insolvency modeled 13 months ahead · 8 SSRN papers · 8 federal comment letters · Patent⁠-⁠pending Canonical⁠-⁠State Architecture for multi⁠-⁠agent AI research (USPTO 64/071,767)</w:t>
+        <w:t>· 74⁠-⁠vector risk taxonomy · 64 testable controls · 624⁠-⁠scenario simulation battery · Thorchain $200M insolvency modeled 13 months ahead · 8 SSRN papers · 12 federal comment letters · Patent⁠-⁠pending Canonical⁠-⁠State Architecture for multi⁠-⁠agent AI research (five USPTO provisional applications, 2026)</w:t>
       </w:r>
     </w:p>
     <w:p>
@@ -285,7 +285,7 @@
         <w:ind w:left="320" w:hanging="160"/>
       </w:pPr>
       <w:r>
-        <w:t xml:space="preserve">• Contributed eight comment letters across a federal regulatory program (OCC bank stablecoin engagement </w:t>
+        <w:t xml:space="preserve">• Contributed twelve comment letters across a federal regulatory program (OCC bank stablecoin engagement </w:t>
       </w:r>
       <w:hyperlink r:id="rId12">
         <w:r>

--- a/resumes/Zukowski_Resume_Risk.docx
+++ b/resumes/Zukowski_Resume_Risk.docx
@@ -120,7 +120,7 @@
           <w:sz w:val="14"/>
           <w:szCs w:val="19"/>
         </w:rPr>
-        <w:t>· 74⁠-⁠vector risk taxonomy · 64 testable controls · 624⁠-⁠scenario simulation battery · Thorchain $200M insolvency modeled 13 months ahead · 8 SSRN papers · 12 federal comment letters · Patent⁠-⁠pending Canonical⁠-⁠State Architecture for multi⁠-⁠agent AI research (five USPTO provisional applications, 2026)</w:t>
+        <w:t>· 74⁠-⁠vector risk taxonomy · 64 testable controls · 624⁠-⁠scenario simulation battery · Thorchain $200M insolvency modeled 13 months ahead · 8 SSRN papers · 12 federal comment letters · Patent⁠-⁠pending Canonical⁠-⁠State Architecture for multi⁠-⁠agent AI research (eight USPTO provisional applications, 2026)</w:t>
       </w:r>
     </w:p>
     <w:p>

--- a/resumes/Zukowski_Resume_Risk.docx
+++ b/resumes/Zukowski_Resume_Risk.docx
@@ -4,7 +4,7 @@
   <w:body>
     <w:p>
       <w:pPr>
-        <w:spacing w:after="20" w:before="60"/>
+        <w:spacing w:after="20"/>
         <w:jc w:val="center"/>
       </w:pPr>
       <w:r>
@@ -13,30 +13,30 @@
           <w:b/>
           <w:bCs/>
           <w:color w:val="1A1A1A"/>
-          <w:sz w:val="36"/>
-          <w:szCs w:val="36"/>
+          <w:sz w:val="38"/>
+          <w:szCs w:val="38"/>
         </w:rPr>
         <w:t xml:space="preserve">Zach Zukowski</w:t>
       </w:r>
     </w:p>
     <w:p>
       <w:pPr>
-        <w:spacing w:after="10" w:before="60"/>
+        <w:spacing w:after="10"/>
         <w:jc w:val="center"/>
       </w:pPr>
       <w:r>
         <w:rPr>
           <w:rFonts w:ascii="Arial" w:cs="Arial" w:eastAsia="Arial" w:hAnsi="Arial"/>
           <w:color w:val="444444"/>
-          <w:sz w:val="19"/>
-          <w:szCs w:val="19"/>
+          <w:sz w:val="18"/>
+          <w:szCs w:val="18"/>
         </w:rPr>
         <w:t xml:space="preserve">Orlando, FL | Zach@Tokenization.Systems | 407-536-8625</w:t>
       </w:r>
     </w:p>
     <w:p>
       <w:pPr>
-        <w:spacing w:after="55" w:before="60"/>
+        <w:spacing w:after="55"/>
         <w:jc w:val="center"/>
       </w:pPr>
       <w:hyperlink w:history="1" r:id="rIdtk3pkbjp0bnea-khivcha">
@@ -44,8 +44,8 @@
           <w:rPr>
             <w:rFonts w:ascii="Arial" w:cs="Arial" w:eastAsia="Arial" w:hAnsi="Arial"/>
             <w:color w:val="2255AA"/>
-            <w:sz w:val="19"/>
-            <w:szCs w:val="19"/>
+            <w:sz w:val="18"/>
+            <w:szCs w:val="18"/>
           </w:rPr>
           <w:t xml:space="preserve">Tokenization.Systems</w:t>
         </w:r>
@@ -54,8 +54,8 @@
         <w:rPr>
           <w:rFonts w:ascii="Arial" w:cs="Arial" w:eastAsia="Arial" w:hAnsi="Arial"/>
           <w:color w:val="444444"/>
-          <w:sz w:val="19"/>
-          <w:szCs w:val="19"/>
+          <w:sz w:val="18"/>
+          <w:szCs w:val="18"/>
         </w:rPr>
         <w:t xml:space="preserve">  |  </w:t>
       </w:r>
@@ -64,8 +64,8 @@
           <w:rPr>
             <w:rFonts w:ascii="Arial" w:cs="Arial" w:eastAsia="Arial" w:hAnsi="Arial"/>
             <w:color w:val="2255AA"/>
-            <w:sz w:val="19"/>
-            <w:szCs w:val="19"/>
+            <w:sz w:val="18"/>
+            <w:szCs w:val="18"/>
           </w:rPr>
           <w:t xml:space="preserve">LinkedIn</w:t>
         </w:r>
@@ -74,8 +74,8 @@
         <w:rPr>
           <w:rFonts w:ascii="Arial" w:cs="Arial" w:eastAsia="Arial" w:hAnsi="Arial"/>
           <w:color w:val="444444"/>
-          <w:sz w:val="19"/>
-          <w:szCs w:val="19"/>
+          <w:sz w:val="18"/>
+          <w:szCs w:val="18"/>
         </w:rPr>
         <w:t xml:space="preserve">  |  </w:t>
       </w:r>
@@ -84,8 +84,8 @@
           <w:rPr>
             <w:rFonts w:ascii="Arial" w:cs="Arial" w:eastAsia="Arial" w:hAnsi="Arial"/>
             <w:color w:val="2255AA"/>
-            <w:sz w:val="19"/>
-            <w:szCs w:val="19"/>
+            <w:sz w:val="18"/>
+            <w:szCs w:val="18"/>
           </w:rPr>
           <w:t xml:space="preserve">SSRN</w:t>
         </w:r>
@@ -93,7 +93,7 @@
     </w:p>
     <w:p>
       <w:pPr>
-        <w:spacing w:after="15" w:before="60"/>
+        <w:spacing w:after="15"/>
         <w:jc w:val="center"/>
       </w:pPr>
       <w:r>
@@ -102,23 +102,22 @@
           <w:b/>
           <w:bCs/>
           <w:color w:val="1A1A1A"/>
-          <w:sz w:val="23"/>
-          <w:szCs w:val="23"/>
+          <w:sz w:val="22"/>
+          <w:szCs w:val="22"/>
         </w:rPr>
         <w:t>STABLECOIN OPERATIONAL RISK · SCENARIO MODELING · TOKEN-ECONOMIC MODELING</w:t>
       </w:r>
     </w:p>
     <w:p>
       <w:pPr>
-        <w:spacing w:after="10" w:before="60"/>
+        <w:spacing w:after="10"/>
         <w:jc w:val="center"/>
       </w:pPr>
       <w:r>
         <w:rPr>
-          <w:rFonts w:ascii="Arial" w:cs="Arial" w:eastAsia="Arial" w:hAnsi="Arial"/>
-          <w:color w:val="444444"/>
-          <w:sz w:val="14"/>
-          <w:szCs w:val="19"/>
+          <w:b w:val="0"/>
+          <w:i w:val="0"/>
+          <w:sz w:val="17"/>
         </w:rPr>
         <w:t>· 74⁠-⁠vector risk taxonomy · 64 testable controls · 624⁠-⁠scenario simulation battery · Thorchain $200M insolvency modeled 13 months ahead · 8 SSRN papers · 12 federal comment letters · Patent⁠-⁠pending Canonical⁠-⁠State Architecture for multi⁠-⁠agent AI research (eight USPTO provisional applications, 2026)</w:t>
       </w:r>
@@ -136,36 +135,36 @@
           <w:b/>
           <w:bCs/>
           <w:color w:val="1A1A1A"/>
-          <w:sz w:val="20"/>
-          <w:szCs w:val="20"/>
+          <w:sz w:val="19"/>
+          <w:szCs w:val="19"/>
         </w:rPr>
         <w:t xml:space="preserve">SUMMARY</w:t>
       </w:r>
     </w:p>
     <w:p>
       <w:pPr>
-        <w:spacing w:after="40" w:before="60"/>
+        <w:spacing w:after="40" w:before="160"/>
       </w:pPr>
       <w:r>
         <w:rPr>
           <w:rFonts w:ascii="Arial" w:cs="Arial" w:eastAsia="Arial" w:hAnsi="Arial"/>
           <w:color w:val="1A1A1A"/>
-          <w:sz w:val="19"/>
-          <w:szCs w:val="19"/>
+          <w:sz w:val="18"/>
+          <w:szCs w:val="18"/>
         </w:rPr>
         <w:t>Operational and token-economic risk modeler who turns scenario simulation and coalition analysis into pre-failure risk calls and no-exposure positions, from protocol insolvency to governance capture. Founder of Tokenization Systems; first hire at Borderless Capital, an RIA.</w:t>
       </w:r>
     </w:p>
     <w:p>
       <w:pPr>
-        <w:spacing w:after="40" w:before="0"/>
+        <w:spacing w:after="38"/>
       </w:pPr>
       <w:r>
         <w:rPr>
           <w:rFonts w:ascii="Arial" w:cs="Arial" w:eastAsia="Arial" w:hAnsi="Arial"/>
           <w:color w:val="1A1A1A"/>
-          <w:sz w:val="19"/>
-          <w:szCs w:val="19"/>
+          <w:sz w:val="18"/>
+          <w:szCs w:val="18"/>
         </w:rPr>
         <w:t>Focus: operational risk, token-economic modeling, scenario modeling, stablecoin and tokenization risk · Monte Carlo, difference-in-differences, PID controller design, supply-equilibrium and coalition-power analysis · OCC, FDIC, FinCEN, Treasury GENIUS, MiCA.</w:t>
       </w:r>
@@ -183,8 +182,8 @@
           <w:b/>
           <w:bCs/>
           <w:color w:val="1A1A1A"/>
-          <w:sz w:val="20"/>
-          <w:szCs w:val="20"/>
+          <w:sz w:val="19"/>
+          <w:szCs w:val="19"/>
         </w:rPr>
         <w:t xml:space="preserve">EXPERIENCE</w:t>
       </w:r>
@@ -217,7 +216,7 @@
     </w:p>
     <w:p>
       <w:pPr>
-        <w:spacing w:after="36" w:before="60"/>
+        <w:spacing w:after="36"/>
         <w:ind w:left="320" w:hanging="160"/>
       </w:pPr>
       <w:r>
@@ -276,12 +275,12 @@
         </w:r>
       </w:hyperlink>
       <w:r>
-        <w:t xml:space="preserve">. Three additional papers in development (B5 Bankruptcy-Priority Misaligned Incentives, A7 Control Layer Theory, SVB Reserve Concentration); methodology paper in preparation.</w:t>
-      </w:r>
-    </w:p>
-    <w:p>
-      <w:pPr>
-        <w:spacing w:after="36" w:before="60"/>
+        <w:t>. Three additional papers in development (B5 Bankruptcy-Priority Misaligned Incentives, A7 Control Layer Theory, SVB Reserve Concentration); methodology paper in preparation.</w:t>
+      </w:r>
+    </w:p>
+    <w:p>
+      <w:pPr>
+        <w:spacing w:after="36"/>
         <w:ind w:left="320" w:hanging="160"/>
       </w:pPr>
       <w:r>
@@ -400,7 +399,7 @@
     </w:p>
     <w:p>
       <w:pPr>
-        <w:spacing w:after="36" w:before="60"/>
+        <w:spacing w:after="36"/>
         <w:ind w:left="320" w:hanging="160"/>
       </w:pPr>
       <w:r>
@@ -435,6 +434,9 @@
     </w:p>
     <w:p>
       <w:pPr>
+        <w:tabs>
+          <w:tab w:val="right" w:pos="10320"/>
+        </w:tabs>
         <w:spacing w:after="20" w:before="80"/>
         <w:ind w:left="0" w:firstLine="0"/>
       </w:pPr>
@@ -448,7 +450,7 @@
     </w:p>
     <w:p>
       <w:pPr>
-        <w:spacing w:after="36" w:before="60"/>
+        <w:spacing w:after="36"/>
         <w:ind w:left="320" w:hanging="160"/>
       </w:pPr>
       <w:r>
@@ -466,7 +468,7 @@
     </w:p>
     <w:p>
       <w:pPr>
-        <w:spacing w:after="36" w:before="60"/>
+        <w:spacing w:after="36"/>
         <w:ind w:left="320" w:hanging="160"/>
       </w:pPr>
       <w:r>
@@ -475,7 +477,7 @@
     </w:p>
     <w:p>
       <w:pPr>
-        <w:spacing w:after="36" w:before="60"/>
+        <w:spacing w:after="36"/>
         <w:ind w:left="320" w:hanging="160"/>
       </w:pPr>
       <w:r>
@@ -484,6 +486,9 @@
     </w:p>
     <w:p>
       <w:pPr>
+        <w:tabs>
+          <w:tab w:val="right" w:pos="10320"/>
+        </w:tabs>
         <w:spacing w:after="20" w:before="80"/>
         <w:ind w:left="0" w:firstLine="0"/>
       </w:pPr>
@@ -497,7 +502,7 @@
     </w:p>
     <w:p>
       <w:pPr>
-        <w:spacing w:after="36" w:before="60"/>
+        <w:spacing w:after="36"/>
         <w:ind w:left="320" w:hanging="160"/>
       </w:pPr>
       <w:r>
@@ -517,7 +522,7 @@
     </w:p>
     <w:p>
       <w:pPr>
-        <w:spacing w:after="36" w:before="60"/>
+        <w:spacing w:after="36"/>
         <w:ind w:left="320" w:hanging="160"/>
       </w:pPr>
       <w:r>
@@ -526,6 +531,9 @@
     </w:p>
     <w:p>
       <w:pPr>
+        <w:tabs>
+          <w:tab w:val="right" w:pos="10320"/>
+        </w:tabs>
         <w:spacing w:after="20" w:before="80"/>
         <w:ind w:left="0" w:firstLine="0"/>
       </w:pPr>
@@ -539,7 +547,7 @@
     </w:p>
     <w:p>
       <w:pPr>
-        <w:spacing w:after="36" w:before="60"/>
+        <w:spacing w:after="36"/>
         <w:ind w:left="320" w:hanging="160"/>
       </w:pPr>
       <w:r>
@@ -548,7 +556,7 @@
     </w:p>
     <w:p>
       <w:pPr>
-        <w:spacing w:after="36" w:before="60"/>
+        <w:spacing w:after="36"/>
         <w:ind w:left="320" w:hanging="160"/>
       </w:pPr>
       <w:r>
@@ -557,7 +565,7 @@
     </w:p>
     <w:p>
       <w:pPr>
-        <w:spacing w:after="36" w:before="60"/>
+        <w:spacing w:after="36"/>
         <w:ind w:left="320" w:hanging="160"/>
       </w:pPr>
       <w:r>
@@ -577,7 +585,7 @@
     </w:p>
     <w:p>
       <w:pPr>
-        <w:spacing w:after="36" w:before="60"/>
+        <w:spacing w:after="36"/>
         <w:ind w:left="320" w:hanging="160"/>
       </w:pPr>
       <w:r>
@@ -586,6 +594,7 @@
     </w:p>
     <w:p>
       <w:pPr>
+        <w:pageBreakBefore/>
         <w:pBdr>
           <w:bottom w:val="single" w:color="AAAAAA" w:sz="3" w:space="1"/>
         </w:pBdr>
@@ -597,15 +606,15 @@
           <w:b/>
           <w:bCs/>
           <w:color w:val="1A1A1A"/>
-          <w:sz w:val="20"/>
-          <w:szCs w:val="20"/>
+          <w:sz w:val="19"/>
+          <w:szCs w:val="19"/>
         </w:rPr>
         <w:t xml:space="preserve">SELECTED RESEARCH</w:t>
       </w:r>
     </w:p>
     <w:p>
       <w:pPr>
-        <w:spacing w:after="28" w:before="60"/>
+        <w:spacing w:after="28"/>
         <w:ind w:left="320" w:hanging="160"/>
       </w:pPr>
       <w:r>
@@ -626,7 +635,7 @@
     </w:p>
     <w:p>
       <w:pPr>
-        <w:spacing w:after="28" w:before="60"/>
+        <w:spacing w:after="28"/>
         <w:ind w:left="320" w:hanging="160"/>
       </w:pPr>
       <w:r>
@@ -647,7 +656,7 @@
     </w:p>
     <w:p>
       <w:pPr>
-        <w:spacing w:after="28" w:before="60"/>
+        <w:spacing w:after="28"/>
         <w:ind w:left="320" w:hanging="160"/>
       </w:pPr>
       <w:r>
@@ -668,7 +677,7 @@
     </w:p>
     <w:p>
       <w:pPr>
-        <w:spacing w:after="28" w:before="60"/>
+        <w:spacing w:after="28"/>
         <w:ind w:left="320" w:hanging="160"/>
       </w:pPr>
       <w:r>
@@ -689,7 +698,7 @@
     </w:p>
     <w:p>
       <w:pPr>
-        <w:spacing w:after="28" w:before="60"/>
+        <w:spacing w:after="28"/>
         <w:ind w:left="320" w:hanging="160"/>
       </w:pPr>
       <w:r>
@@ -710,7 +719,7 @@
     </w:p>
     <w:p>
       <w:pPr>
-        <w:spacing w:after="28" w:before="60"/>
+        <w:spacing w:after="28"/>
         <w:ind w:left="320" w:hanging="160"/>
       </w:pPr>
       <w:r>
@@ -731,13 +740,13 @@
     </w:p>
     <w:p>
       <w:pPr>
-        <w:spacing w:after="28" w:before="60"/>
+        <w:spacing w:after="28"/>
         <w:ind w:left="320" w:hanging="160"/>
       </w:pPr>
       <w:r>
         <w:t xml:space="preserve">• </w:t>
       </w:r>
-      <w:hyperlink r:id="rId30" w:history="1">
+      <w:hyperlink r:id="rId24">
         <w:r>
           <w:rPr>
             <w:rStyle w:val="Hyperlink"/>
@@ -752,7 +761,7 @@
     </w:p>
     <w:p>
       <w:pPr>
-        <w:spacing w:after="28" w:before="60"/>
+        <w:spacing w:after="28"/>
         <w:ind w:left="320" w:hanging="160"/>
       </w:pPr>
       <w:r>
@@ -773,13 +782,13 @@
     </w:p>
     <w:p>
       <w:pPr>
-        <w:spacing w:after="28" w:before="60"/>
+        <w:spacing w:after="28"/>
         <w:ind w:left="320" w:hanging="160"/>
       </w:pPr>
       <w:r>
         <w:t xml:space="preserve">• </w:t>
       </w:r>
-      <w:hyperlink r:id="rId24">
+      <w:hyperlink r:id="rId25">
         <w:r>
           <w:rPr>
             <w:rStyle w:val="Hyperlink"/>
@@ -805,15 +814,15 @@
           <w:b/>
           <w:bCs/>
           <w:color w:val="1A1A1A"/>
-          <w:sz w:val="20"/>
-          <w:szCs w:val="20"/>
+          <w:sz w:val="19"/>
+          <w:szCs w:val="19"/>
         </w:rPr>
         <w:t xml:space="preserve">TECHNICAL</w:t>
       </w:r>
     </w:p>
     <w:p>
       <w:pPr>
-        <w:spacing w:after="22" w:before="60"/>
+        <w:spacing w:after="22"/>
       </w:pPr>
       <w:r>
         <w:rPr>
@@ -827,7 +836,7 @@
     </w:p>
     <w:p>
       <w:pPr>
-        <w:spacing w:after="22" w:before="60"/>
+        <w:spacing w:after="22"/>
       </w:pPr>
       <w:r>
         <w:rPr>
@@ -841,7 +850,7 @@
     </w:p>
     <w:p>
       <w:pPr>
-        <w:spacing w:after="22" w:before="60"/>
+        <w:spacing w:after="22"/>
       </w:pPr>
       <w:r>
         <w:rPr>
@@ -866,15 +875,15 @@
           <w:b/>
           <w:bCs/>
           <w:color w:val="1A1A1A"/>
-          <w:sz w:val="20"/>
-          <w:szCs w:val="20"/>
+          <w:sz w:val="19"/>
+          <w:szCs w:val="19"/>
         </w:rPr>
         <w:t>RECOGNITION</w:t>
       </w:r>
     </w:p>
     <w:p>
       <w:pPr>
-        <w:spacing w:after="36" w:before="60"/>
+        <w:spacing w:after="36"/>
         <w:ind w:left="320" w:hanging="160"/>
       </w:pPr>
       <w:r>
@@ -883,7 +892,7 @@
     </w:p>
     <w:p>
       <w:pPr>
-        <w:spacing w:after="36" w:before="60"/>
+        <w:spacing w:after="36"/>
         <w:ind w:left="320" w:hanging="160"/>
       </w:pPr>
       <w:r>
@@ -892,7 +901,7 @@
     </w:p>
     <w:p>
       <w:pPr>
-        <w:spacing w:after="36" w:before="60"/>
+        <w:spacing w:after="36"/>
         <w:ind w:left="320" w:hanging="160"/>
       </w:pPr>
       <w:r>
@@ -923,21 +932,21 @@
           <w:b/>
           <w:bCs/>
           <w:color w:val="1A1A1A"/>
-          <w:sz w:val="20"/>
-          <w:szCs w:val="20"/>
-        </w:rPr>
-        <w:t xml:space="preserve">FRAMEWORKS AUTHORED</w:t>
-      </w:r>
-    </w:p>
-    <w:p>
-      <w:pPr>
-        <w:spacing w:after="36" w:before="60"/>
-        <w:ind w:left="320" w:hanging="160"/>
-      </w:pPr>
-      <w:r>
-        <w:t xml:space="preserve">• Control Layer Intensity Index (</w:t>
-      </w:r>
-      <w:hyperlink r:id="rId25" w:history="1">
+          <w:sz w:val="19"/>
+          <w:szCs w:val="19"/>
+        </w:rPr>
+        <w:t>FRAMEWORKS AUTHORED</w:t>
+      </w:r>
+    </w:p>
+    <w:p>
+      <w:pPr>
+        <w:spacing w:after="36"/>
+        <w:ind w:left="320" w:hanging="160"/>
+      </w:pPr>
+      <w:r>
+        <w:t>• Control Layer Intensity Index (</w:t>
+      </w:r>
+      <w:hyperlink r:id="rId26">
         <w:r>
           <w:rPr>
             <w:rStyle w:val="Hyperlink"/>
@@ -946,9 +955,9 @@
         </w:r>
       </w:hyperlink>
       <w:r>
-        <w:t xml:space="preserve">), Minimum Viable Equivalence Pack (</w:t>
-      </w:r>
-      <w:hyperlink r:id="rId26" w:history="1">
+        <w:t>), Minimum Viable Equivalence Pack (</w:t>
+      </w:r>
+      <w:hyperlink r:id="rId27">
         <w:r>
           <w:rPr>
             <w:rStyle w:val="Hyperlink"/>
@@ -957,9 +966,9 @@
         </w:r>
       </w:hyperlink>
       <w:r>
-        <w:t xml:space="preserve">), MVEP-gated Conditional Pass-Through (</w:t>
-      </w:r>
-      <w:hyperlink r:id="rId27" w:history="1">
+        <w:t>), MVEP-gated Conditional Pass-Through (</w:t>
+      </w:r>
+      <w:hyperlink r:id="rId28">
         <w:r>
           <w:rPr>
             <w:rStyle w:val="Hyperlink"/>
@@ -970,7 +979,7 @@
       <w:r>
         <w:t xml:space="preserve">; </w:t>
       </w:r>
-      <w:hyperlink r:id="rId28" w:history="1">
+      <w:hyperlink r:id="rId15">
         <w:r>
           <w:rPr>
             <w:rStyle w:val="Hyperlink"/>
@@ -979,9 +988,9 @@
         </w:r>
       </w:hyperlink>
       <w:r>
-        <w:t xml:space="preserve">), Three-Category Reserve Disclosure (</w:t>
-      </w:r>
-      <w:hyperlink r:id="rId29" w:history="1">
+        <w:t>), Three-Category Reserve Disclosure (</w:t>
+      </w:r>
+      <w:hyperlink r:id="rId29">
         <w:r>
           <w:rPr>
             <w:rStyle w:val="Hyperlink"/>
@@ -990,7 +999,7 @@
         </w:r>
       </w:hyperlink>
       <w:r>
-        <w:t xml:space="preserve">).</w:t>
+        <w:t>).</w:t>
       </w:r>
     </w:p>
     <w:p>
@@ -1006,8 +1015,8 @@
           <w:b/>
           <w:bCs/>
           <w:color w:val="1A1A1A"/>
-          <w:sz w:val="20"/>
-          <w:szCs w:val="20"/>
+          <w:sz w:val="19"/>
+          <w:szCs w:val="19"/>
         </w:rPr>
         <w:t xml:space="preserve">EDUCATION</w:t>
       </w:r>
@@ -1017,56 +1026,43 @@
         <w:tabs>
           <w:tab w:val="right" w:pos="10320"/>
         </w:tabs>
-        <w:spacing w:after="0" w:before="60"/>
-      </w:pPr>
-      <w:r>
-        <w:rPr>
-          <w:rFonts w:ascii="Arial" w:cs="Arial" w:eastAsia="Arial" w:hAnsi="Arial"/>
-          <w:b/>
-          <w:bCs/>
-          <w:color w:val="1A1A1A"/>
-          <w:sz w:val="19"/>
-          <w:szCs w:val="19"/>
-        </w:rPr>
-        <w:t xml:space="preserve">High Point University</w:t>
-      </w:r>
-      <w:r>
-        <w:rPr>
-          <w:rFonts w:ascii="Arial" w:cs="Arial" w:eastAsia="Arial" w:hAnsi="Arial"/>
-          <w:color w:val="1A1A1A"/>
-          <w:sz w:val="19"/>
-          <w:szCs w:val="19"/>
+        <w:spacing w:after="0"/>
+      </w:pPr>
+      <w:r>
+        <w:rPr>
+          <w:b/>
+          <w:i w:val="0"/>
+        </w:rPr>
+        <w:t>High Point University</w:t>
+      </w:r>
+      <w:r>
+        <w:rPr>
+          <w:b w:val="0"/>
+          <w:i w:val="0"/>
         </w:rPr>
         <w:t xml:space="preserve"> | B.S.B.A., Business Administration (Magna Cum Laude) · Investment Club President</w:t>
       </w:r>
       <w:r>
         <w:rPr>
-          <w:rFonts w:ascii="Arial" w:cs="Arial" w:eastAsia="Arial" w:hAnsi="Arial"/>
-          <w:sz w:val="19"/>
-          <w:szCs w:val="19"/>
-        </w:rPr>
-        <w:t xml:space="preserve">	</w:t>
-      </w:r>
-      <w:r>
-        <w:rPr>
-          <w:rFonts w:ascii="Arial" w:cs="Arial" w:eastAsia="Arial" w:hAnsi="Arial"/>
+          <w:b w:val="0"/>
+          <w:i w:val="0"/>
+        </w:rPr>
+        <w:tab/>
+      </w:r>
+      <w:r>
+        <w:rPr>
+          <w:b w:val="0"/>
           <w:i/>
-          <w:iCs/>
-          <w:color w:val="666666"/>
-          <w:sz w:val="19"/>
-          <w:szCs w:val="19"/>
-        </w:rPr>
-        <w:t xml:space="preserve">2018</w:t>
-      </w:r>
-      <w:r>
-        <w:rPr>
-          <w:rFonts w:ascii="Arial" w:cs="Arial" w:eastAsia="Arial" w:hAnsi="Arial"/>
-          <w:color w:val="1A1A1A"/>
-          <w:sz w:val="19"/>
-          <w:szCs w:val="19"/>
+        </w:rPr>
+        <w:t>2018</w:t>
+      </w:r>
+      <w:r>
+        <w:rPr>
+          <w:b w:val="0"/>
+          <w:i w:val="0"/>
         </w:rPr>
         <w:br/>
-        <w:t xml:space="preserve">· Lingnan University, Hong Kong (exchange)</w:t>
+        <w:t>· Lingnan University, Hong Kong (exchange)</w:t>
       </w:r>
     </w:p>
     <w:sectPr>
@@ -1222,8 +1218,8 @@
       <w:rPr>
         <w:rFonts w:ascii="Arial" w:cs="Arial" w:eastAsia="Arial" w:hAnsi="Arial"/>
         <w:color w:val="1A1A1A"/>
-        <w:sz w:val="19"/>
-        <w:szCs w:val="19"/>
+        <w:sz w:val="18"/>
+        <w:szCs w:val="18"/>
       </w:rPr>
     </w:rPrDefault>
     <w:pPrDefault/>
@@ -1234,8 +1230,8 @@
     <w:next w:val="Normal"/>
     <w:qFormat/>
     <w:rPr>
-      <w:sz w:val="56"/>
-      <w:szCs w:val="56"/>
+      <w:sz w:val="54"/>
+      <w:szCs w:val="54"/>
     </w:rPr>
   </w:style>
   <w:style w:type="paragraph" w:styleId="Heading1">
@@ -1245,8 +1241,8 @@
     <w:qFormat/>
     <w:rPr>
       <w:color w:val="2E74B5"/>
-      <w:sz w:val="32"/>
-      <w:szCs w:val="32"/>
+      <w:sz w:val="31"/>
+      <w:szCs w:val="31"/>
     </w:rPr>
   </w:style>
   <w:style w:type="paragraph" w:styleId="Heading2">
@@ -1256,8 +1252,8 @@
     <w:qFormat/>
     <w:rPr>
       <w:color w:val="2E74B5"/>
-      <w:sz w:val="26"/>
-      <w:szCs w:val="26"/>
+      <w:sz w:val="25"/>
+      <w:szCs w:val="25"/>
     </w:rPr>
   </w:style>
   <w:style w:type="paragraph" w:styleId="Heading3">
@@ -1267,8 +1263,8 @@
     <w:qFormat/>
     <w:rPr>
       <w:color w:val="1F4D78"/>
-      <w:sz w:val="24"/>
-      <w:szCs w:val="24"/>
+      <w:sz w:val="23"/>
+      <w:szCs w:val="23"/>
     </w:rPr>
   </w:style>
   <w:style w:type="paragraph" w:styleId="Heading4">
@@ -1346,8 +1342,8 @@
       <w:spacing w:after="0" w:line="240" w:lineRule="auto"/>
     </w:pPr>
     <w:rPr>
-      <w:sz w:val="20"/>
-      <w:szCs w:val="20"/>
+      <w:sz w:val="19"/>
+      <w:szCs w:val="19"/>
     </w:rPr>
   </w:style>
   <w:style w:type="character" w:styleId="FootnoteTextChar">
@@ -1358,8 +1354,8 @@
     <w:semiHidden/>
     <w:unhideWhenUsed/>
     <w:rPr>
-      <w:sz w:val="20"/>
-      <w:szCs w:val="20"/>
+      <w:sz w:val="19"/>
+      <w:szCs w:val="19"/>
     </w:rPr>
   </w:style>
 </w:styles>

--- a/resumes/Zukowski_Resume_Risk.docx
+++ b/resumes/Zukowski_Resume_Risk.docx
@@ -119,7 +119,7 @@
           <w:i w:val="0"/>
           <w:sz w:val="17"/>
         </w:rPr>
-        <w:t>· 74⁠-⁠vector risk taxonomy · 64 testable controls · 624⁠-⁠scenario simulation battery · Thorchain $200M insolvency modeled 13 months ahead · 8 SSRN papers · 12 federal comment letters · Patent⁠-⁠pending Canonical⁠-⁠State Architecture for multi⁠-⁠agent AI research (eight USPTO provisional applications, 2026)</w:t>
+        <w:t>· 74⁠-⁠vector risk taxonomy · 64 testable controls · 624⁠-⁠scenario simulation battery · Thorchain $200M insolvency modeled 13 months ahead · 8 SSRN papers · 13 federal comment letters · Patent⁠-⁠pending Canonical⁠-⁠State Architecture for multi⁠-⁠agent AI research (eight USPTO provisional applications, 2026)</w:t>
       </w:r>
     </w:p>
     <w:p>
@@ -284,7 +284,7 @@
         <w:ind w:left="320" w:hanging="160"/>
       </w:pPr>
       <w:r>
-        <w:t xml:space="preserve">• Contributed twelve comment letters across a federal regulatory program (OCC bank stablecoin engagement </w:t>
+        <w:t xml:space="preserve">• Contributed thirteen comment letters across a federal regulatory program (OCC bank stablecoin engagement </w:t>
       </w:r>
       <w:hyperlink r:id="rId12">
         <w:r>

--- a/resumes/Zukowski_Resume_Risk.docx
+++ b/resumes/Zukowski_Resume_Risk.docx
@@ -394,7 +394,7 @@
         </w:r>
       </w:hyperlink>
       <w:r>
-        <w:t xml:space="preserve"> in peer review at Frontiers in Blockchain.</w:t>
+        <w:t xml:space="preserve"> accepted for publication at Frontiers in Blockchain.</w:t>
       </w:r>
     </w:p>
     <w:p>
@@ -777,7 +777,7 @@
         </w:r>
       </w:hyperlink>
       <w:r>
-        <w:t xml:space="preserve"> In peer review at Frontiers in Blockchain. Live-governance audit of 52 token protocols: launch allocation does not predict governance concentration; DePIN governance is more concentrated than DeFi after correction (Cohen's d = 0.65, a directionally robust medium effect).</w:t>
+        <w:t xml:space="preserve"> Accepted for publication at Frontiers in Blockchain. Live-governance audit of 52 token protocols: launch allocation does not predict governance concentration; DePIN governance is more concentrated than DeFi after correction (Cohen's d = 0.65, a directionally robust medium effect).</w:t>
       </w:r>
     </w:p>
     <w:p>

--- a/resumes/Zukowski_Resume_Risk.docx
+++ b/resumes/Zukowski_Resume_Risk.docx
@@ -119,7 +119,9 @@
           <w:i w:val="0"/>
           <w:sz w:val="17"/>
         </w:rPr>
-        <w:t>· 74⁠-⁠vector risk taxonomy · 64 testable controls · 624⁠-⁠scenario simulation battery · Thorchain $200M insolvency modeled 13 months ahead · 8 SSRN papers · 13 federal comment letters · Patent⁠-⁠pending Canonical⁠-⁠State Architecture for multi⁠-⁠agent AI research (eight USPTO provisional applications, 2026)</w:t>
+        <w:t>· 74⁠-⁠vector risk taxonomy · 64 testable controls · 624⁠-⁠scenario simulation battery · Thorchain $200M insolvency modeled 13 months ahead · 8 SSRN papers · 13 federal comment letters</w:t>
+        <w:br/>
+        <w:t>· Patent⁠-⁠pending Canonical⁠-⁠State Architecture for multi⁠-⁠agent AI research (eight USPTO provisional applications, 2026)</w:t>
       </w:r>
     </w:p>
     <w:p>

--- a/resumes/Zukowski_Resume_Risk.docx
+++ b/resumes/Zukowski_Resume_Risk.docx
@@ -121,7 +121,7 @@
         </w:rPr>
         <w:t>· 74⁠-⁠vector risk taxonomy · 64 testable controls · 624⁠-⁠scenario simulation battery · Thorchain $200M insolvency modeled 13 months ahead · 8 SSRN papers · 13 federal comment letters</w:t>
         <w:br/>
-        <w:t>· Patent⁠-⁠pending Canonical⁠-⁠State Architecture for multi⁠-⁠agent AI research (eight USPTO provisional applications, 2026)</w:t>
+        <w:t>· Patent⁠-⁠pending Canonical⁠-⁠State Architecture for multi⁠-⁠agent AI research (ten USPTO provisional applications, 2026)</w:t>
       </w:r>
     </w:p>
     <w:p>

--- a/resumes/Zukowski_Resume_Risk.docx
+++ b/resumes/Zukowski_Resume_Risk.docx
@@ -121,7 +121,7 @@
         </w:rPr>
         <w:t>· 74⁠-⁠vector risk taxonomy · 64 testable controls · 624⁠-⁠scenario simulation battery · Thorchain $200M insolvency modeled 13 months ahead · 8 SSRN papers · 13 federal comment letters</w:t>
         <w:br/>
-        <w:t>· Patent⁠-⁠pending Canonical⁠-⁠State Architecture for multi⁠-⁠agent AI research (ten USPTO provisional applications, 2026)</w:t>
+        <w:t>· Patent⁠-⁠pending Canonical⁠-⁠State Architecture for multi⁠-⁠agent AI research (eleven USPTO provisional applications, 2026)</w:t>
       </w:r>
     </w:p>
     <w:p>

--- a/resumes/Zukowski_Resume_Risk.docx
+++ b/resumes/Zukowski_Resume_Risk.docx
@@ -121,7 +121,7 @@
         </w:rPr>
         <w:t>· 74⁠-⁠vector risk taxonomy · 64 testable controls · 624⁠-⁠scenario simulation battery · Thorchain $200M insolvency modeled 13 months ahead · 8 SSRN papers · 13 federal comment letters</w:t>
         <w:br/>
-        <w:t>· Patent⁠-⁠pending Canonical⁠-⁠State Architecture for multi⁠-⁠agent AI research (eleven USPTO provisional applications, 2026)</w:t>
+        <w:t>· Patent⁠-⁠pending Canonical⁠-⁠State Architecture for multi⁠-⁠agent AI research (twelve USPTO provisional applications, 2026)</w:t>
       </w:r>
     </w:p>
     <w:p>

--- a/resumes/Zukowski_Resume_Risk.docx
+++ b/resumes/Zukowski_Resume_Risk.docx
@@ -121,7 +121,7 @@
         </w:rPr>
         <w:t>· 74⁠-⁠vector risk taxonomy · 64 testable controls · 624⁠-⁠scenario simulation battery · Thorchain $200M insolvency modeled 13 months ahead · 8 SSRN papers · 13 federal comment letters</w:t>
         <w:br/>
-        <w:t>· Patent⁠-⁠pending Canonical⁠-⁠State Architecture for multi⁠-⁠agent AI research (twelve USPTO provisional applications, 2026)</w:t>
+        <w:t>· Patent⁠-⁠pending Canonical⁠-⁠State Architecture for multi⁠-⁠agent AI research (sixteen USPTO provisional applications, 2026)</w:t>
       </w:r>
     </w:p>
     <w:p>
@@ -286,7 +286,7 @@
         <w:ind w:left="320" w:hanging="160"/>
       </w:pPr>
       <w:r>
-        <w:t xml:space="preserve">• Contributed thirteen comment letters across a federal regulatory program (OCC bank stablecoin engagement </w:t>
+        <w:t xml:space="preserve">• Contributed fourteen comment letters across a federal regulatory program (OCC bank stablecoin engagement </w:t>
       </w:r>
       <w:hyperlink r:id="rId12">
         <w:r>

--- a/resumes/Zukowski_Resume_Risk.docx
+++ b/resumes/Zukowski_Resume_Risk.docx
@@ -653,7 +653,7 @@
         </w:r>
       </w:hyperlink>
       <w:r>
-        <w:t xml:space="preserve"> Industrial control engineering (PID, Proportional-Integral-Derivative) applied to token-supply emission as programmable monetary-policy mechanism; 240-scenario Monte Carlo simulation; PID emission control cuts worst-case node-count variance from CV (coefficient of variation) 0.544 (static emission) to 0.087 (PID), functioning as downside insurance under competitor-shock attack.</w:t>
+        <w:t xml:space="preserve"> Industrial control engineering (PID, Proportional-Integral-Derivative) applied to token-supply emission as programmable monetary-policy mechanism; 806-run agent-based simulation battery; PID emission control cuts worst-case node-count variance from CV (coefficient of variation) 0.544 (static emission) to 0.087 (PID), functioning as downside insurance under competitor-shock attack.</w:t>
       </w:r>
     </w:p>
     <w:p>

--- a/resumes/Zukowski_Resume_Risk.docx
+++ b/resumes/Zukowski_Resume_Risk.docx
@@ -685,6 +685,48 @@
       <w:r>
         <w:t xml:space="preserve">• </w:t>
       </w:r>
+      <w:hyperlink r:id="rId22">
+        <w:r>
+          <w:rPr>
+            <w:rStyle w:val="Hyperlink"/>
+            <w:b/>
+          </w:rPr>
+          <w:t xml:space="preserve">Who Controls Agentic Payments?</w:t>
+        </w:r>
+      </w:hyperlink>
+      <w:r>
+        <w:t xml:space="preserve"> First control-layer measurement of agentic payments (x402). May 2026 facilitator concentration: Base HHI 6,009 by count and 4,040 by dollar volume; Solana 4,203 and 4,915, all above the 2,500 highly-concentrated threshold at under 14 months of market age.</w:t>
+      </w:r>
+    </w:p>
+    <w:p>
+      <w:pPr>
+        <w:spacing w:after="28"/>
+        <w:ind w:left="320" w:hanging="160"/>
+      </w:pPr>
+      <w:r>
+        <w:t xml:space="preserve">• </w:t>
+      </w:r>
+      <w:hyperlink r:id="rId23">
+        <w:r>
+          <w:rPr>
+            <w:rStyle w:val="Hyperlink"/>
+            <w:b/>
+          </w:rPr>
+          <w:t xml:space="preserve">FSB AI Sound Practices response.</w:t>
+        </w:r>
+      </w:hyperlink>
+      <w:r>
+        <w:t xml:space="preserve"> Filed 2026-07-01; the program's first international standard-setter filing. Three practice additions (composition-chain documentation, execution-authority evidence, dependency-concentration monitoring) plus the invited nonbank case study on settlement facilitators.</w:t>
+      </w:r>
+    </w:p>
+    <w:p>
+      <w:pPr>
+        <w:spacing w:after="28"/>
+        <w:ind w:left="320" w:hanging="160"/>
+      </w:pPr>
+      <w:r>
+        <w:t xml:space="preserve">• </w:t>
+      </w:r>
       <w:hyperlink r:id="rId7">
         <w:r>
           <w:rPr>
@@ -695,7 +737,7 @@
         </w:r>
       </w:hyperlink>
       <w:r>
-        <w:t xml:space="preserve"> Ten-category institutional diligence standard; finds bank-chartered stablecoin issuers face ~22x the regulatory capital requirements of money-transmitter-chartered issuers at $40B scale; production-validated by Circle's BUIDL March 27, 2025 incident (23 hours of limited availability).</w:t>
+        <w:t xml:space="preserve"> Ten-category institutional diligence standard; finds bank-chartered stablecoin issuers face ~22x the regulatory capital requirements of money-transmitter-chartered issuers at $40B scale; production-validated by Circle's BUIDL March 27, 2025 incident (23 hours of limited availability). Under review at the Journal of Financial Regulation (editor-invited).</w:t>
       </w:r>
     </w:p>
     <w:p>
@@ -706,7 +748,7 @@
       <w:r>
         <w:t xml:space="preserve">• </w:t>
       </w:r>
-      <w:hyperlink r:id="rId22">
+      <w:hyperlink r:id="rId24">
         <w:r>
           <w:rPr>
             <w:rStyle w:val="Hyperlink"/>
@@ -727,7 +769,7 @@
       <w:r>
         <w:t xml:space="preserve">• </w:t>
       </w:r>
-      <w:hyperlink r:id="rId23">
+      <w:hyperlink r:id="rId25">
         <w:r>
           <w:rPr>
             <w:rStyle w:val="Hyperlink"/>
@@ -748,7 +790,7 @@
       <w:r>
         <w:t xml:space="preserve">• </w:t>
       </w:r>
-      <w:hyperlink r:id="rId24">
+      <w:hyperlink r:id="rId26">
         <w:r>
           <w:rPr>
             <w:rStyle w:val="Hyperlink"/>
@@ -790,7 +832,7 @@
       <w:r>
         <w:t xml:space="preserve">• </w:t>
       </w:r>
-      <w:hyperlink r:id="rId25">
+      <w:hyperlink r:id="rId27">
         <w:r>
           <w:rPr>
             <w:rStyle w:val="Hyperlink"/>
@@ -948,7 +990,7 @@
       <w:r>
         <w:t>• Control Layer Intensity Index (</w:t>
       </w:r>
-      <w:hyperlink r:id="rId26">
+      <w:hyperlink r:id="rId28">
         <w:r>
           <w:rPr>
             <w:rStyle w:val="Hyperlink"/>
@@ -959,7 +1001,7 @@
       <w:r>
         <w:t>), Minimum Viable Equivalence Pack (</w:t>
       </w:r>
-      <w:hyperlink r:id="rId27">
+      <w:hyperlink r:id="rId29">
         <w:r>
           <w:rPr>
             <w:rStyle w:val="Hyperlink"/>
@@ -970,7 +1012,7 @@
       <w:r>
         <w:t>), MVEP-gated Conditional Pass-Through (</w:t>
       </w:r>
-      <w:hyperlink r:id="rId28">
+      <w:hyperlink r:id="rId30">
         <w:r>
           <w:rPr>
             <w:rStyle w:val="Hyperlink"/>
@@ -992,7 +1034,7 @@
       <w:r>
         <w:t>), Three-Category Reserve Disclosure (</w:t>
       </w:r>
-      <w:hyperlink r:id="rId29">
+      <w:hyperlink r:id="rId31">
         <w:r>
           <w:rPr>
             <w:rStyle w:val="Hyperlink"/>

--- a/resumes/Zukowski_Resume_Risk.docx
+++ b/resumes/Zukowski_Resume_Risk.docx
@@ -119,9 +119,9 @@
           <w:i w:val="0"/>
           <w:sz w:val="17"/>
         </w:rPr>
-        <w:t>· 74⁠-⁠vector risk taxonomy · 64 testable controls · 624⁠-⁠scenario simulation battery · Thorchain $200M insolvency modeled 13 months ahead · 8 SSRN papers · 13 federal comment letters</w:t>
+        <w:t>· 74⁠-⁠vector risk taxonomy · 64 testable controls · 624⁠-⁠scenario simulation battery · Thorchain $200M insolvency modeled 13 months ahead · 8 SSRN papers · 14 federal comment letters</w:t>
         <w:br/>
-        <w:t>· Patent⁠-⁠pending Canonical⁠-⁠State Architecture for multi⁠-⁠agent AI research (sixteen USPTO provisional applications, 2026)</w:t>
+        <w:t>· 16 USPTO patent applications across 8 families (Canonical⁠-⁠State Architecture for multi⁠-⁠agent AI research)</w:t>
       </w:r>
     </w:p>
     <w:p>

--- a/resumes/Zukowski_Resume_Risk.docx
+++ b/resumes/Zukowski_Resume_Risk.docx
@@ -737,7 +737,7 @@
         </w:r>
       </w:hyperlink>
       <w:r>
-        <w:t xml:space="preserve"> Ten-category institutional diligence standard; finds bank-chartered stablecoin issuers face ~22x the regulatory capital requirements of money-transmitter-chartered issuers at $40B scale; production-validated by Circle's BUIDL March 27, 2025 incident (23 hours of limited availability). Under review at the Journal of Financial Regulation (editor-invited).</w:t>
+        <w:t xml:space="preserve"> Ten-category institutional diligence standard; finds bank-chartered stablecoin issuers face ~22x the regulatory capital requirements of money-transmitter-chartered issuers at $40B scale; production-validated by Circle's BUIDL March 27, 2025 incident (23 hours of limited availability). Editor-invited submission to the Journal of Financial Regulation.</w:t>
       </w:r>
     </w:p>
     <w:p>

--- a/resumes/Zukowski_Resume_Risk.docx
+++ b/resumes/Zukowski_Resume_Risk.docx
@@ -13,8 +13,8 @@
           <w:b/>
           <w:bCs/>
           <w:color w:val="1A1A1A"/>
-          <w:sz w:val="38"/>
-          <w:szCs w:val="38"/>
+          <w:sz w:val="36"/>
+          <w:szCs w:val="36"/>
         </w:rPr>
         <w:t xml:space="preserve">Zach Zukowski</w:t>
       </w:r>
@@ -28,8 +28,8 @@
         <w:rPr>
           <w:rFonts w:ascii="Arial" w:cs="Arial" w:eastAsia="Arial" w:hAnsi="Arial"/>
           <w:color w:val="444444"/>
-          <w:sz w:val="18"/>
-          <w:szCs w:val="18"/>
+          <w:sz w:val="17"/>
+          <w:szCs w:val="17"/>
         </w:rPr>
         <w:t xml:space="preserve">Orlando, FL | Zach@Tokenization.Systems | 407-536-8625</w:t>
       </w:r>
@@ -44,8 +44,8 @@
           <w:rPr>
             <w:rFonts w:ascii="Arial" w:cs="Arial" w:eastAsia="Arial" w:hAnsi="Arial"/>
             <w:color w:val="2255AA"/>
-            <w:sz w:val="18"/>
-            <w:szCs w:val="18"/>
+            <w:sz w:val="17"/>
+            <w:szCs w:val="17"/>
           </w:rPr>
           <w:t xml:space="preserve">Tokenization.Systems</w:t>
         </w:r>
@@ -54,8 +54,8 @@
         <w:rPr>
           <w:rFonts w:ascii="Arial" w:cs="Arial" w:eastAsia="Arial" w:hAnsi="Arial"/>
           <w:color w:val="444444"/>
-          <w:sz w:val="18"/>
-          <w:szCs w:val="18"/>
+          <w:sz w:val="17"/>
+          <w:szCs w:val="17"/>
         </w:rPr>
         <w:t xml:space="preserve">  |  </w:t>
       </w:r>
@@ -64,8 +64,8 @@
           <w:rPr>
             <w:rFonts w:ascii="Arial" w:cs="Arial" w:eastAsia="Arial" w:hAnsi="Arial"/>
             <w:color w:val="2255AA"/>
-            <w:sz w:val="18"/>
-            <w:szCs w:val="18"/>
+            <w:sz w:val="17"/>
+            <w:szCs w:val="17"/>
           </w:rPr>
           <w:t xml:space="preserve">LinkedIn</w:t>
         </w:r>
@@ -74,8 +74,8 @@
         <w:rPr>
           <w:rFonts w:ascii="Arial" w:cs="Arial" w:eastAsia="Arial" w:hAnsi="Arial"/>
           <w:color w:val="444444"/>
-          <w:sz w:val="18"/>
-          <w:szCs w:val="18"/>
+          <w:sz w:val="17"/>
+          <w:szCs w:val="17"/>
         </w:rPr>
         <w:t xml:space="preserve">  |  </w:t>
       </w:r>
@@ -84,8 +84,8 @@
           <w:rPr>
             <w:rFonts w:ascii="Arial" w:cs="Arial" w:eastAsia="Arial" w:hAnsi="Arial"/>
             <w:color w:val="2255AA"/>
-            <w:sz w:val="18"/>
-            <w:szCs w:val="18"/>
+            <w:sz w:val="17"/>
+            <w:szCs w:val="17"/>
           </w:rPr>
           <w:t xml:space="preserve">SSRN</w:t>
         </w:r>
@@ -102,8 +102,8 @@
           <w:b/>
           <w:bCs/>
           <w:color w:val="1A1A1A"/>
-          <w:sz w:val="22"/>
-          <w:szCs w:val="22"/>
+          <w:sz w:val="21"/>
+          <w:szCs w:val="21"/>
         </w:rPr>
         <w:t>STABLECOIN OPERATIONAL RISK · SCENARIO MODELING · TOKEN-ECONOMIC MODELING</w:t>
       </w:r>
@@ -117,9 +117,9 @@
         <w:rPr>
           <w:b w:val="0"/>
           <w:i w:val="0"/>
-          <w:sz w:val="17"/>
-        </w:rPr>
-        <w:t>· 74⁠-⁠vector risk taxonomy · 64 testable controls · 624⁠-⁠scenario simulation battery · Thorchain $200M insolvency modeled 13 months ahead · 8 SSRN papers · 14 federal comment letters</w:t>
+          <w:sz w:val="16"/>
+        </w:rPr>
+        <w:t>· Digital assets since 2016 (10 years) · 74⁠-⁠vector risk taxonomy · 64 testable controls · 624⁠-⁠scenario simulation battery · Thorchain $200M insolvency modeled 13 months ahead · 8 SSRN papers · 14 federal comment letters</w:t>
         <w:br/>
         <w:t>· 16 USPTO patent applications across 8 families (Canonical⁠-⁠State Architecture for multi⁠-⁠agent AI research)</w:t>
       </w:r>
@@ -137,8 +137,8 @@
           <w:b/>
           <w:bCs/>
           <w:color w:val="1A1A1A"/>
-          <w:sz w:val="19"/>
-          <w:szCs w:val="19"/>
+          <w:sz w:val="18"/>
+          <w:szCs w:val="18"/>
         </w:rPr>
         <w:t xml:space="preserve">SUMMARY</w:t>
       </w:r>
@@ -151,10 +151,10 @@
         <w:rPr>
           <w:rFonts w:ascii="Arial" w:cs="Arial" w:eastAsia="Arial" w:hAnsi="Arial"/>
           <w:color w:val="1A1A1A"/>
-          <w:sz w:val="18"/>
-          <w:szCs w:val="18"/>
-        </w:rPr>
-        <w:t>Operational and token-economic risk modeler who turns scenario simulation and coalition analysis into pre-failure risk calls and no-exposure positions, from protocol insolvency to governance capture. Founder of Tokenization Systems; first hire at Borderless Capital, an RIA.</w:t>
+          <w:sz w:val="17"/>
+          <w:szCs w:val="17"/>
+        </w:rPr>
+        <w:t>Ten years in digital assets: independent protocol research from Jul 2016, institutional practice from Dec 2019. Operational and token-economic risk modeler who turns scenario simulation and coalition analysis into pre-failure risk calls and no-exposure positions, from protocol insolvency to governance capture. Founder of Tokenization Systems; first hire at Borderless Capital, an RIA.</w:t>
       </w:r>
     </w:p>
     <w:p>
@@ -165,8 +165,8 @@
         <w:rPr>
           <w:rFonts w:ascii="Arial" w:cs="Arial" w:eastAsia="Arial" w:hAnsi="Arial"/>
           <w:color w:val="1A1A1A"/>
-          <w:sz w:val="18"/>
-          <w:szCs w:val="18"/>
+          <w:sz w:val="17"/>
+          <w:szCs w:val="17"/>
         </w:rPr>
         <w:t>Focus: operational risk, token-economic modeling, scenario modeling, stablecoin and tokenization risk · Monte Carlo, difference-in-differences, PID controller design, supply-equilibrium and coalition-power analysis · OCC, FDIC, FinCEN, Treasury GENIUS, MiCA.</w:t>
       </w:r>
@@ -184,8 +184,8 @@
           <w:b/>
           <w:bCs/>
           <w:color w:val="1A1A1A"/>
-          <w:sz w:val="19"/>
-          <w:szCs w:val="19"/>
+          <w:sz w:val="18"/>
+          <w:szCs w:val="18"/>
         </w:rPr>
         <w:t xml:space="preserve">EXPERIENCE</w:t>
       </w:r>
@@ -524,15 +524,6 @@
     </w:p>
     <w:p>
       <w:pPr>
-        <w:spacing w:after="36"/>
-        <w:ind w:left="320" w:hanging="160"/>
-      </w:pPr>
-      <w:r>
-        <w:t>• Built apples-to-apples multiple on NAV (mNAV) methodology for Digital Asset Treasury Stocks (DATs) and shipped a daily mNAV dashboard sourcing SEC filings and press releases; standardized treatment of non-crypto assets in the numerator across issuers (issuer-reported mNAV figures use inconsistent conventions that undermine cross-DAT comparison).</w:t>
-      </w:r>
-    </w:p>
-    <w:p>
-      <w:pPr>
         <w:tabs>
           <w:tab w:val="right" w:pos="10320"/>
         </w:tabs>
@@ -562,36 +553,91 @@
         <w:ind w:left="320" w:hanging="160"/>
       </w:pPr>
       <w:r>
-        <w:t>• Mapped jurisdictional tax / regulatory advantages of DAT structures over direct crypto holding: Japan's Metaplanet DAT cuts crypto capital-gains tax from up to 55% to 20% (equity rate, further reducible via Japan's IRA structure); Hong Kong's Southbound Connect could give mainland Chinese capital regulated access to crypto banned domestically.</w:t>
-      </w:r>
-    </w:p>
-    <w:p>
-      <w:pPr>
-        <w:spacing w:after="36"/>
-        <w:ind w:left="320" w:hanging="160"/>
-      </w:pPr>
-      <w:r>
-        <w:t xml:space="preserve">• Advised 100 portfolio companies 1-on-1 (50+ multi-session) on token mechanism design (stablecoin reserves, governance-token allocation and incentive design, yield wrappers, burn/emission dynamics); standards defined in </w:t>
-      </w:r>
-      <w:hyperlink r:id="rId21">
-        <w:r>
-          <w:rPr>
-            <w:rStyle w:val="Hyperlink"/>
-          </w:rPr>
-          <w:t xml:space="preserve">Introduction to Tokenomics</w:t>
-        </w:r>
-      </w:hyperlink>
-      <w:r>
-        <w:t>.</w:t>
-      </w:r>
-    </w:p>
-    <w:p>
-      <w:pPr>
-        <w:spacing w:after="36"/>
-        <w:ind w:left="320" w:hanging="160"/>
-      </w:pPr>
-      <w:r>
         <w:t>• Built quantitative token-economic models forecasting emissions, fee capture, subsidy-to-revenue trajectories, and governance concentration under wide scenario ranges; supply-equilibrium and slashing dynamics supporting Layer 1 mechanism-design advisory.</w:t>
+      </w:r>
+    </w:p>
+    <w:p>
+      <w:pPr>
+        <w:keepNext/>
+        <w:tabs>
+          <w:tab w:val="right" w:pos="10320"/>
+        </w:tabs>
+        <w:spacing w:after="40" w:before="160"/>
+      </w:pPr>
+      <w:r>
+        <w:rPr>
+          <w:b/>
+        </w:rPr>
+        <w:t>Blockchain Research Analyst (Independent)</w:t>
+      </w:r>
+      <w:r>
+        <w:t xml:space="preserve"> · Self-Employed</w:t>
+      </w:r>
+      <w:r>
+        <w:tab/>
+      </w:r>
+      <w:r>
+        <w:rPr>
+          <w:i/>
+        </w:rPr>
+        <w:t>Jul 2016 to Present</w:t>
+      </w:r>
+    </w:p>
+    <w:p>
+      <w:pPr>
+        <w:keepLines/>
+        <w:spacing w:after="36"/>
+        <w:ind w:left="320" w:hanging="160"/>
+      </w:pPr>
+      <w:r>
+        <w:t>• Independent digital-asset research since Jul 2016, three years before joining Borderless Capital: reviewed 250+ protocol whitepapers, diligenced 1,000+ project and token-offering pitches, consulted 150+ projects on protocol design and tokenomics, and invested in 50+ token offerings.</w:t>
+      </w:r>
+    </w:p>
+    <w:p>
+      <w:pPr>
+        <w:keepLines/>
+        <w:spacing w:after="36"/>
+        <w:ind w:left="320" w:hanging="160"/>
+      </w:pPr>
+      <w:r>
+        <w:t>• Hands-on validation across 30+ blockchains under live conditions: liquidity, fees, settlement finality, bridging, governance execution, and custody and security trade-offs. 30+ conferences and bank summits across the U.S., Europe, Asia, and Dubai.</w:t>
+      </w:r>
+    </w:p>
+    <w:p>
+      <w:pPr>
+        <w:keepNext/>
+        <w:tabs>
+          <w:tab w:val="right" w:pos="10320"/>
+        </w:tabs>
+        <w:spacing w:after="40" w:before="160"/>
+      </w:pPr>
+      <w:r>
+        <w:rPr>
+          <w:b/>
+        </w:rPr>
+        <w:t>Analyst Intern</w:t>
+      </w:r>
+      <w:r>
+        <w:t xml:space="preserve"> · Greenway Solutions (fraud-control consulting; client: USAA)</w:t>
+      </w:r>
+      <w:r>
+        <w:tab/>
+      </w:r>
+      <w:r>
+        <w:rPr>
+          <w:i/>
+        </w:rPr>
+        <w:t>May to Sep 2016</w:t>
+      </w:r>
+    </w:p>
+    <w:p>
+      <w:pPr>
+        <w:keepLines/>
+        <w:spacing w:after="36"/>
+        <w:ind w:left="320" w:hanging="160"/>
+      </w:pPr>
+      <w:r>
+        <w:t>• Benchmarked fraud controls and the security-versus-friction tradeoff across online, mobile, and call-center channels at nine leading U.S. banks: authentication and password-reset controls, account-opening data requirements, and funds-availability and clearing timing; built the scoring framework and delivered the executive summary.</w:t>
       </w:r>
     </w:p>
     <w:p>
@@ -608,8 +654,8 @@
           <w:b/>
           <w:bCs/>
           <w:color w:val="1A1A1A"/>
-          <w:sz w:val="19"/>
-          <w:szCs w:val="19"/>
+          <w:sz w:val="18"/>
+          <w:szCs w:val="18"/>
         </w:rPr>
         <w:t xml:space="preserve">SELECTED RESEARCH</w:t>
       </w:r>
@@ -858,8 +904,8 @@
           <w:b/>
           <w:bCs/>
           <w:color w:val="1A1A1A"/>
-          <w:sz w:val="19"/>
-          <w:szCs w:val="19"/>
+          <w:sz w:val="18"/>
+          <w:szCs w:val="18"/>
         </w:rPr>
         <w:t xml:space="preserve">TECHNICAL</w:t>
       </w:r>
@@ -919,8 +965,8 @@
           <w:b/>
           <w:bCs/>
           <w:color w:val="1A1A1A"/>
-          <w:sz w:val="19"/>
-          <w:szCs w:val="19"/>
+          <w:sz w:val="18"/>
+          <w:szCs w:val="18"/>
         </w:rPr>
         <w:t>RECOGNITION</w:t>
       </w:r>
@@ -976,8 +1022,8 @@
           <w:b/>
           <w:bCs/>
           <w:color w:val="1A1A1A"/>
-          <w:sz w:val="19"/>
-          <w:szCs w:val="19"/>
+          <w:sz w:val="18"/>
+          <w:szCs w:val="18"/>
         </w:rPr>
         <w:t>FRAMEWORKS AUTHORED</w:t>
       </w:r>
@@ -1059,8 +1105,8 @@
           <w:b/>
           <w:bCs/>
           <w:color w:val="1A1A1A"/>
-          <w:sz w:val="19"/>
-          <w:szCs w:val="19"/>
+          <w:sz w:val="18"/>
+          <w:szCs w:val="18"/>
         </w:rPr>
         <w:t xml:space="preserve">EDUCATION</w:t>
       </w:r>
@@ -1262,8 +1308,8 @@
       <w:rPr>
         <w:rFonts w:ascii="Arial" w:cs="Arial" w:eastAsia="Arial" w:hAnsi="Arial"/>
         <w:color w:val="1A1A1A"/>
-        <w:sz w:val="18"/>
-        <w:szCs w:val="18"/>
+        <w:sz w:val="17"/>
+        <w:szCs w:val="17"/>
       </w:rPr>
     </w:rPrDefault>
     <w:pPrDefault/>
@@ -1274,8 +1320,8 @@
     <w:next w:val="Normal"/>
     <w:qFormat/>
     <w:rPr>
-      <w:sz w:val="54"/>
-      <w:szCs w:val="54"/>
+      <w:sz w:val="52"/>
+      <w:szCs w:val="52"/>
     </w:rPr>
   </w:style>
   <w:style w:type="paragraph" w:styleId="Heading1">
@@ -1285,8 +1331,8 @@
     <w:qFormat/>
     <w:rPr>
       <w:color w:val="2E74B5"/>
-      <w:sz w:val="31"/>
-      <w:szCs w:val="31"/>
+      <w:sz w:val="30"/>
+      <w:szCs w:val="30"/>
     </w:rPr>
   </w:style>
   <w:style w:type="paragraph" w:styleId="Heading2">
@@ -1296,8 +1342,8 @@
     <w:qFormat/>
     <w:rPr>
       <w:color w:val="2E74B5"/>
-      <w:sz w:val="25"/>
-      <w:szCs w:val="25"/>
+      <w:sz w:val="24"/>
+      <w:szCs w:val="24"/>
     </w:rPr>
   </w:style>
   <w:style w:type="paragraph" w:styleId="Heading3">
@@ -1307,8 +1353,8 @@
     <w:qFormat/>
     <w:rPr>
       <w:color w:val="1F4D78"/>
-      <w:sz w:val="23"/>
-      <w:szCs w:val="23"/>
+      <w:sz w:val="22"/>
+      <w:szCs w:val="22"/>
     </w:rPr>
   </w:style>
   <w:style w:type="paragraph" w:styleId="Heading4">
@@ -1386,8 +1432,8 @@
       <w:spacing w:after="0" w:line="240" w:lineRule="auto"/>
     </w:pPr>
     <w:rPr>
-      <w:sz w:val="19"/>
-      <w:szCs w:val="19"/>
+      <w:sz w:val="18"/>
+      <w:szCs w:val="18"/>
     </w:rPr>
   </w:style>
   <w:style w:type="character" w:styleId="FootnoteTextChar">
@@ -1398,8 +1444,8 @@
     <w:semiHidden/>
     <w:unhideWhenUsed/>
     <w:rPr>
-      <w:sz w:val="19"/>
-      <w:szCs w:val="19"/>
+      <w:sz w:val="18"/>
+      <w:szCs w:val="18"/>
     </w:rPr>
   </w:style>
 </w:styles>

--- a/resumes/Zukowski_Resume_Risk.docx
+++ b/resumes/Zukowski_Resume_Risk.docx
@@ -121,7 +121,7 @@
         </w:rPr>
         <w:t>· Digital assets since 2016 (10 years) · 74⁠-⁠vector risk taxonomy · 64 testable controls · 624⁠-⁠scenario simulation battery · Thorchain $200M insolvency modeled 13 months ahead · 8 SSRN papers · 14 federal comment letters</w:t>
         <w:br/>
-        <w:t>· 16 USPTO patent applications across 8 families (Canonical⁠-⁠State Architecture for multi⁠-⁠agent AI research)</w:t>
+        <w:t>· 17 USPTO patent applications across 9 families (Canonical⁠-⁠State Architecture for multi⁠-⁠agent AI research)</w:t>
       </w:r>
     </w:p>
     <w:p>

--- a/resumes/Zukowski_Resume_Risk.docx
+++ b/resumes/Zukowski_Resume_Risk.docx
@@ -119,7 +119,7 @@
           <w:i w:val="0"/>
           <w:sz w:val="16"/>
         </w:rPr>
-        <w:t>· Digital assets since 2016 (10 years) · 74⁠-⁠vector risk taxonomy · 64 testable controls · 624⁠-⁠scenario simulation battery · Thorchain $200M insolvency modeled 13 months ahead · 8 SSRN papers · 14 federal comment letters</w:t>
+        <w:t>· Digital assets since 2016 (10 years) · 74⁠-⁠vector risk taxonomy · 64 testable controls · 624⁠-⁠scenario simulation battery · Thorchain $200M insolvency modeled 13 months ahead · 8 SSRN papers · 15 federal comment letters</w:t>
         <w:br/>
         <w:t>· 17 USPTO patent applications across 9 families (Canonical⁠-⁠State Architecture for multi⁠-⁠agent AI research)</w:t>
       </w:r>
@@ -286,7 +286,7 @@
         <w:ind w:left="320" w:hanging="160"/>
       </w:pPr>
       <w:r>
-        <w:t xml:space="preserve">• Contributed fourteen comment letters across a federal regulatory program (OCC bank stablecoin engagement </w:t>
+        <w:t xml:space="preserve">• Contributed fifteen comment letters across a federal regulatory program (OCC bank stablecoin engagement </w:t>
       </w:r>
       <w:hyperlink r:id="rId12">
         <w:r>

--- a/resumes/Zukowski_Resume_Risk.docx
+++ b/resumes/Zukowski_Resume_Risk.docx
@@ -396,7 +396,7 @@
         </w:r>
       </w:hyperlink>
       <w:r>
-        <w:t xml:space="preserve"> accepted for publication at Frontiers in Blockchain.</w:t>
+        <w:t xml:space="preserve"> published at Frontiers in Blockchain.</w:t>
       </w:r>
     </w:p>
     <w:p>
@@ -867,7 +867,7 @@
         </w:r>
       </w:hyperlink>
       <w:r>
-        <w:t xml:space="preserve"> Accepted for publication at Frontiers in Blockchain. Live-governance audit of 52 token protocols: launch allocation does not predict governance concentration; DePIN governance is more concentrated than DeFi after correction (Cohen's d = 0.65, a directionally robust medium effect).</w:t>
+        <w:t xml:space="preserve"> Published at Frontiers in Blockchain (2026). Live-governance audit of 52 token protocols: launch allocation does not predict governance concentration; DePIN governance is more concentrated than DeFi after correction (Cohen's d = 0.65, a directionally robust medium effect).</w:t>
       </w:r>
     </w:p>
     <w:p>

--- a/resumes/Zukowski_Resume_Risk.docx
+++ b/resumes/Zukowski_Resume_Risk.docx
@@ -13,8 +13,8 @@
           <w:b/>
           <w:bCs/>
           <w:color w:val="1A1A1A"/>
-          <w:sz w:val="36"/>
-          <w:szCs w:val="36"/>
+          <w:sz w:val="37"/>
+          <w:szCs w:val="37"/>
         </w:rPr>
         <w:t xml:space="preserve">Zach Zukowski</w:t>
       </w:r>
@@ -39,11 +39,10 @@
         <w:spacing w:after="55"/>
         <w:jc w:val="center"/>
       </w:pPr>
-      <w:hyperlink w:history="1" r:id="rIdtk3pkbjp0bnea-khivcha">
-        <w:r>
-          <w:rPr>
-            <w:rFonts w:ascii="Arial" w:cs="Arial" w:eastAsia="Arial" w:hAnsi="Arial"/>
-            <w:color w:val="2255AA"/>
+      <w:hyperlink r:id="rIdtk3pkbjp0bnea-khivcha">
+        <w:r>
+          <w:rPr>
+            <w:rStyle w:val="Hyperlink"/>
             <w:sz w:val="17"/>
             <w:szCs w:val="17"/>
           </w:rPr>
@@ -52,18 +51,15 @@
       </w:hyperlink>
       <w:r>
         <w:rPr>
-          <w:rFonts w:ascii="Arial" w:cs="Arial" w:eastAsia="Arial" w:hAnsi="Arial"/>
-          <w:color w:val="444444"/>
           <w:sz w:val="17"/>
           <w:szCs w:val="17"/>
         </w:rPr>
         <w:t xml:space="preserve">  |  </w:t>
       </w:r>
-      <w:hyperlink w:history="1" r:id="rIdnnxna0daueqz2sdxissom">
-        <w:r>
-          <w:rPr>
-            <w:rFonts w:ascii="Arial" w:cs="Arial" w:eastAsia="Arial" w:hAnsi="Arial"/>
-            <w:color w:val="2255AA"/>
+      <w:hyperlink r:id="rIdnnxna0daueqz2sdxissom">
+        <w:r>
+          <w:rPr>
+            <w:rStyle w:val="Hyperlink"/>
             <w:sz w:val="17"/>
             <w:szCs w:val="17"/>
           </w:rPr>
@@ -72,18 +68,15 @@
       </w:hyperlink>
       <w:r>
         <w:rPr>
-          <w:rFonts w:ascii="Arial" w:cs="Arial" w:eastAsia="Arial" w:hAnsi="Arial"/>
-          <w:color w:val="444444"/>
           <w:sz w:val="17"/>
           <w:szCs w:val="17"/>
         </w:rPr>
         <w:t xml:space="preserve">  |  </w:t>
       </w:r>
-      <w:hyperlink w:history="1" r:id="rIdrdmpe-g4zsyvawvrrkisd">
-        <w:r>
-          <w:rPr>
-            <w:rFonts w:ascii="Arial" w:cs="Arial" w:eastAsia="Arial" w:hAnsi="Arial"/>
-            <w:color w:val="2255AA"/>
+      <w:hyperlink r:id="rIdrdmpe-g4zsyvawvrrkisd">
+        <w:r>
+          <w:rPr>
+            <w:rStyle w:val="Hyperlink"/>
             <w:sz w:val="17"/>
             <w:szCs w:val="17"/>
           </w:rPr>
@@ -117,11 +110,11 @@
         <w:rPr>
           <w:b w:val="0"/>
           <w:i w:val="0"/>
-          <w:sz w:val="16"/>
-        </w:rPr>
-        <w:t>· Digital assets since 2016 (10 years) · 74⁠-⁠vector risk taxonomy · 64 testable controls · 624⁠-⁠scenario simulation battery · Thorchain $200M insolvency modeled 13 months ahead · 8 SSRN papers · 15 federal comment letters</w:t>
+          <w:sz w:val="17"/>
+        </w:rPr>
+        <w:t>· Digital assets since 2016 (10 years) · 74⁠-⁠vector risk taxonomy · 64 testable controls · 624⁠-⁠scenario simulation battery · Thorchain $200M insolvency modeled 13 months ahead · 8 SSRN papers · 16 federal comment letters</w:t>
         <w:br/>
-        <w:t>· 17 USPTO patent applications across 9 families (Canonical⁠-⁠State Architecture for multi⁠-⁠agent AI research)</w:t>
+        <w:t>· 30 USPTO patent applications across 20 families (Canonical⁠-⁠State Architecture for multi⁠-⁠agent AI research)</w:t>
       </w:r>
     </w:p>
     <w:p>
@@ -145,7 +138,7 @@
     </w:p>
     <w:p>
       <w:pPr>
-        <w:spacing w:after="40" w:before="160"/>
+        <w:spacing w:after="38"/>
       </w:pPr>
       <w:r>
         <w:rPr>
@@ -192,6 +185,7 @@
     </w:p>
     <w:p>
       <w:pPr>
+        <w:keepNext/>
         <w:tabs>
           <w:tab w:val="right" w:pos="10320"/>
         </w:tabs>
@@ -286,7 +280,7 @@
         <w:ind w:left="320" w:hanging="160"/>
       </w:pPr>
       <w:r>
-        <w:t xml:space="preserve">• Contributed fifteen comment letters across a federal regulatory program (OCC bank stablecoin engagement </w:t>
+        <w:t xml:space="preserve">• Contributed sixteen comment letters across a federal regulatory program (OCC bank stablecoin engagement </w:t>
       </w:r>
       <w:hyperlink r:id="rId12">
         <w:r>
@@ -410,6 +404,7 @@
     </w:p>
     <w:p>
       <w:pPr>
+        <w:keepNext/>
         <w:tabs>
           <w:tab w:val="right" w:pos="10320"/>
         </w:tabs>
@@ -585,7 +580,6 @@
     </w:p>
     <w:p>
       <w:pPr>
-        <w:keepLines/>
         <w:spacing w:after="36"/>
         <w:ind w:left="320" w:hanging="160"/>
       </w:pPr>
@@ -595,7 +589,6 @@
     </w:p>
     <w:p>
       <w:pPr>
-        <w:keepLines/>
         <w:spacing w:after="36"/>
         <w:ind w:left="320" w:hanging="160"/>
       </w:pPr>
@@ -632,7 +625,6 @@
     </w:p>
     <w:p>
       <w:pPr>
-        <w:keepLines/>
         <w:spacing w:after="36"/>
         <w:ind w:left="320" w:hanging="160"/>
       </w:pPr>
@@ -731,17 +723,38 @@
       <w:r>
         <w:t xml:space="preserve">• </w:t>
       </w:r>
+      <w:hyperlink r:id="rId21">
+        <w:r>
+          <w:rPr>
+            <w:rStyle w:val="Hyperlink"/>
+            <w:b/>
+          </w:rPr>
+          <w:t xml:space="preserve">Who Controls Agentic Payments?</w:t>
+        </w:r>
+      </w:hyperlink>
+      <w:r>
+        <w:t xml:space="preserve"> First control-layer measurement of agentic payments (x402). May 2026 facilitator concentration: Base HHI 6,009 by count and 4,040 by dollar volume; Solana 4,203 and 4,915, all above the 2,500 highly-concentrated threshold at under 14 months of market age.</w:t>
+      </w:r>
+    </w:p>
+    <w:p>
+      <w:pPr>
+        <w:spacing w:after="28"/>
+        <w:ind w:left="320" w:hanging="160"/>
+      </w:pPr>
+      <w:r>
+        <w:t xml:space="preserve">• </w:t>
+      </w:r>
       <w:hyperlink r:id="rId22">
         <w:r>
           <w:rPr>
             <w:rStyle w:val="Hyperlink"/>
             <w:b/>
           </w:rPr>
-          <w:t xml:space="preserve">Who Controls Agentic Payments?</w:t>
-        </w:r>
-      </w:hyperlink>
-      <w:r>
-        <w:t xml:space="preserve"> First control-layer measurement of agentic payments (x402). May 2026 facilitator concentration: Base HHI 6,009 by count and 4,040 by dollar volume; Solana 4,203 and 4,915, all above the 2,500 highly-concentrated threshold at under 14 months of market age.</w:t>
+          <w:t xml:space="preserve">FSB AI Sound Practices response.</w:t>
+        </w:r>
+      </w:hyperlink>
+      <w:r>
+        <w:t xml:space="preserve"> Filed 2026-07-01; the program's first international standard-setter filing. Three practice additions (composition-chain documentation, execution-authority evidence, dependency-concentration monitoring) plus the invited nonbank case study on settlement facilitators.</w:t>
       </w:r>
     </w:p>
     <w:p>
@@ -752,17 +765,38 @@
       <w:r>
         <w:t xml:space="preserve">• </w:t>
       </w:r>
+      <w:hyperlink r:id="rId7">
+        <w:r>
+          <w:rPr>
+            <w:rStyle w:val="Hyperlink"/>
+            <w:b/>
+          </w:rPr>
+          <w:t xml:space="preserve">Minimum Viable Equivalence Pack.</w:t>
+        </w:r>
+      </w:hyperlink>
+      <w:r>
+        <w:t xml:space="preserve"> Ten-category institutional diligence standard; finds bank-chartered stablecoin issuers face ~22x the regulatory capital requirements of money-transmitter-chartered issuers at $40B scale; production-validated by Circle's BUIDL March 27, 2025 incident (23 hours of limited availability). Editor-invited submission to the Journal of Financial Regulation.</w:t>
+      </w:r>
+    </w:p>
+    <w:p>
+      <w:pPr>
+        <w:spacing w:after="28"/>
+        <w:ind w:left="320" w:hanging="160"/>
+      </w:pPr>
+      <w:r>
+        <w:t xml:space="preserve">• </w:t>
+      </w:r>
       <w:hyperlink r:id="rId23">
         <w:r>
           <w:rPr>
             <w:rStyle w:val="Hyperlink"/>
             <w:b/>
           </w:rPr>
-          <w:t xml:space="preserve">FSB AI Sound Practices response.</w:t>
-        </w:r>
-      </w:hyperlink>
-      <w:r>
-        <w:t xml:space="preserve"> Filed 2026-07-01; the program's first international standard-setter filing. Three practice additions (composition-chain documentation, execution-authority evidence, dependency-concentration monitoring) plus the invited nonbank case study on settlement facilitators.</w:t>
+          <w:t xml:space="preserve">Three Tokenization Strategies.</w:t>
+        </w:r>
+      </w:hyperlink>
+      <w:r>
+        <w:t xml:space="preserve"> Each of three strategies satisfies different MVEP categories with measurably different strength (Regulated Collateral Circuit, Multi-Issuer Yield Stack, Tokenized Equity Rails); Securitize as cross-strategy concentration risk.</w:t>
       </w:r>
     </w:p>
     <w:p>
@@ -773,17 +807,17 @@
       <w:r>
         <w:t xml:space="preserve">• </w:t>
       </w:r>
-      <w:hyperlink r:id="rId7">
+      <w:hyperlink r:id="rId24">
         <w:r>
           <w:rPr>
             <w:rStyle w:val="Hyperlink"/>
             <w:b/>
           </w:rPr>
-          <w:t xml:space="preserve">Minimum Viable Equivalence Pack.</w:t>
-        </w:r>
-      </w:hyperlink>
-      <w:r>
-        <w:t xml:space="preserve"> Ten-category institutional diligence standard; finds bank-chartered stablecoin issuers face ~22x the regulatory capital requirements of money-transmitter-chartered issuers at $40B scale; production-validated by Circle's BUIDL March 27, 2025 incident (23 hours of limited availability). Editor-invited submission to the Journal of Financial Regulation.</w:t>
+          <w:t xml:space="preserve">Seven Dollars.</w:t>
+        </w:r>
+      </w:hyperlink>
+      <w:r>
+        <w:t xml:space="preserve"> Cross-product framework for major dollar-denominated digital products; CLII / MVEP decoupling; stress propagation through dependency chains (SVB, Circle pool, Paxos).</w:t>
       </w:r>
     </w:p>
     <w:p>
@@ -794,17 +828,17 @@
       <w:r>
         <w:t xml:space="preserve">• </w:t>
       </w:r>
-      <w:hyperlink r:id="rId24">
+      <w:hyperlink r:id="rId25">
         <w:r>
           <w:rPr>
             <w:rStyle w:val="Hyperlink"/>
             <w:b/>
           </w:rPr>
-          <w:t xml:space="preserve">Three Tokenization Strategies.</w:t>
-        </w:r>
-      </w:hyperlink>
-      <w:r>
-        <w:t xml:space="preserve"> Each of three strategies satisfies different MVEP categories with measurably different strength (Regulated Collateral Circuit, Multi-Issuer Yield Stack, Tokenized Equity Rails); Securitize as cross-strategy concentration risk.</w:t>
+          <w:t xml:space="preserve">Dollar v3.</w:t>
+        </w:r>
+      </w:hyperlink>
+      <w:r>
+        <w:t xml:space="preserve"> Four digital-dollar objects (payment stablecoins, tokenized deposits, deposit tokens, yield wrappers); typology for inheritance of control environments, backstop expectations, and failure modes; load-bearing for institutional scoping of product shape and counterparty topology.</w:t>
       </w:r>
     </w:p>
     <w:p>
@@ -815,17 +849,17 @@
       <w:r>
         <w:t xml:space="preserve">• </w:t>
       </w:r>
-      <w:hyperlink r:id="rId25">
+      <w:hyperlink r:id="rId10">
         <w:r>
           <w:rPr>
             <w:rStyle w:val="Hyperlink"/>
             <w:b/>
           </w:rPr>
-          <w:t xml:space="preserve">Seven Dollars.</w:t>
-        </w:r>
-      </w:hyperlink>
-      <w:r>
-        <w:t xml:space="preserve"> Cross-product framework for major dollar-denominated digital products; CLII / MVEP decoupling; stress propagation through dependency chains (SVB, Circle pool, Paxos).</w:t>
+          <w:t xml:space="preserve">Auditing Governance Concentration Beyond Token Allocation.</w:t>
+        </w:r>
+      </w:hyperlink>
+      <w:r>
+        <w:t xml:space="preserve"> Published at Frontiers in Blockchain (2026). Live-governance audit of 52 token protocols: launch allocation does not predict governance concentration; DePIN governance is more concentrated than DeFi after correction (Cohen's d = 0.65, a directionally robust medium effect).</w:t>
       </w:r>
     </w:p>
     <w:p>
@@ -837,48 +871,6 @@
         <w:t xml:space="preserve">• </w:t>
       </w:r>
       <w:hyperlink r:id="rId26">
-        <w:r>
-          <w:rPr>
-            <w:rStyle w:val="Hyperlink"/>
-            <w:b/>
-          </w:rPr>
-          <w:t xml:space="preserve">Dollar v3.</w:t>
-        </w:r>
-      </w:hyperlink>
-      <w:r>
-        <w:t xml:space="preserve"> Four digital-dollar objects (payment stablecoins, tokenized deposits, deposit tokens, yield wrappers); typology for inheritance of control environments, backstop expectations, and failure modes; load-bearing for institutional scoping of product shape and counterparty topology.</w:t>
-      </w:r>
-    </w:p>
-    <w:p>
-      <w:pPr>
-        <w:spacing w:after="28"/>
-        <w:ind w:left="320" w:hanging="160"/>
-      </w:pPr>
-      <w:r>
-        <w:t xml:space="preserve">• </w:t>
-      </w:r>
-      <w:hyperlink r:id="rId10">
-        <w:r>
-          <w:rPr>
-            <w:rStyle w:val="Hyperlink"/>
-            <w:b/>
-          </w:rPr>
-          <w:t xml:space="preserve">Auditing Governance Concentration Beyond Token Allocation.</w:t>
-        </w:r>
-      </w:hyperlink>
-      <w:r>
-        <w:t xml:space="preserve"> Published at Frontiers in Blockchain (2026). Live-governance audit of 52 token protocols: launch allocation does not predict governance concentration; DePIN governance is more concentrated than DeFi after correction (Cohen's d = 0.65, a directionally robust medium effect).</w:t>
-      </w:r>
-    </w:p>
-    <w:p>
-      <w:pPr>
-        <w:spacing w:after="28"/>
-        <w:ind w:left="320" w:hanging="160"/>
-      </w:pPr>
-      <w:r>
-        <w:t xml:space="preserve">• </w:t>
-      </w:r>
-      <w:hyperlink r:id="rId27">
         <w:r>
           <w:rPr>
             <w:rStyle w:val="Hyperlink"/>
@@ -949,7 +941,7 @@
         <w:t>Stack:</w:t>
       </w:r>
       <w:r>
-        <w:t xml:space="preserve"> Python (pandas, statsmodels, scipy, matplotlib), R (fixest, did, synthdid), SQL (DuneSQL, Trino), JavaScript / TypeScript; 22 MCP and API connections wrapping the data sources above plus GitHub; Claude.ai + Claude Code + Cursor with 36-skill library and 17-file living-knowledge architecture; n8n, Apify, Git / GitHub</w:t>
+        <w:t xml:space="preserve"> Python (pandas, statsmodels, scipy, matplotlib), R (fixest, did, synthdid), SQL (DuneSQL, Trino), JavaScript / TypeScript; 22 MCP and API connections wrapping the data sources above plus GitHub; Claude.ai + Claude Code + Cursor with 73-skill library and 33-file canonical-state architecture; n8n, Apify, Git / GitHub</w:t>
       </w:r>
     </w:p>
     <w:p>
@@ -997,7 +989,7 @@
       <w:r>
         <w:t xml:space="preserve">• </w:t>
       </w:r>
-      <w:hyperlink r:id="rId21">
+      <w:hyperlink r:id="rId27">
         <w:r>
           <w:rPr>
             <w:rStyle w:val="Hyperlink"/>
@@ -1331,8 +1323,8 @@
     <w:qFormat/>
     <w:rPr>
       <w:color w:val="2E74B5"/>
-      <w:sz w:val="30"/>
-      <w:szCs w:val="30"/>
+      <w:sz w:val="29"/>
+      <w:szCs w:val="29"/>
     </w:rPr>
   </w:style>
   <w:style w:type="paragraph" w:styleId="Heading2">

--- a/resumes/Zukowski_Resume_Risk.docx
+++ b/resumes/Zukowski_Resume_Risk.docx
@@ -112,7 +112,7 @@
           <w:i w:val="0"/>
           <w:sz w:val="17"/>
         </w:rPr>
-        <w:t>· Digital assets since 2016 (10 years) · 74⁠-⁠vector risk taxonomy · 64 testable controls · 624⁠-⁠scenario simulation battery · Thorchain $200M insolvency modeled 13 months ahead · 8 SSRN papers · 16 federal comment letters</w:t>
+        <w:t>· Digital assets since 2016 (10 years) · 74⁠-⁠vector risk taxonomy · 64 testable controls · 624⁠-⁠scenario simulation battery · Thorchain $200M insolvency modeled 13 months ahead · 8 SSRN papers · 18 federal comment letters</w:t>
         <w:br/>
         <w:t>· 30 USPTO patent applications across 20 families (Canonical⁠-⁠State Architecture for multi⁠-⁠agent AI research)</w:t>
       </w:r>
@@ -280,7 +280,7 @@
         <w:ind w:left="320" w:hanging="160"/>
       </w:pPr>
       <w:r>
-        <w:t xml:space="preserve">• Contributed sixteen comment letters across a federal regulatory program (OCC bank stablecoin engagement </w:t>
+        <w:t xml:space="preserve">• Contributed eighteen comment letters across a federal regulatory program (OCC bank stablecoin engagement </w:t>
       </w:r>
       <w:hyperlink r:id="rId12">
         <w:r>

--- a/resumes/Zukowski_Resume_Risk.docx
+++ b/resumes/Zukowski_Resume_Risk.docx
@@ -941,7 +941,7 @@
         <w:t>Stack:</w:t>
       </w:r>
       <w:r>
-        <w:t xml:space="preserve"> Python (pandas, statsmodels, scipy, matplotlib), R (fixest, did, synthdid), SQL (DuneSQL, Trino), JavaScript / TypeScript; 22 MCP and API connections wrapping the data sources above plus GitHub; Claude.ai + Claude Code + Cursor with 73-skill library and 33-file canonical-state architecture; n8n, Apify, Git / GitHub</w:t>
+        <w:t xml:space="preserve"> Python (pandas, statsmodels, scipy, matplotlib), R (fixest, did, synthdid), SQL (DuneSQL, Trino), JavaScript / TypeScript; 22 MCP and API connections wrapping the data sources above plus GitHub; Claude.ai + Claude Code + Cursor with 74-skill library and 33-file canonical-state architecture; n8n, Apify, Git / GitHub</w:t>
       </w:r>
     </w:p>
     <w:p>
